--- a/docs/tz/TZ_GOST19.docx
+++ b/docs/tz/TZ_GOST19.docx
@@ -149,6 +149,12 @@
     <w:sdt>
       <w:sdtPr>
         <w:rPr>
+          <w:rFonts w:ascii="Times New Roman" w:eastAsia="Times New Roman" w:hAnsi="Times New Roman" w:cstheme="minorBidi"/>
+          <w:b w:val="0"/>
+          <w:bCs w:val="0"/>
+          <w:color w:val="auto"/>
+          <w:sz w:val="24"/>
+          <w:szCs w:val="22"/>
           <w:lang w:val="ru-RU"/>
         </w:rPr>
         <w:id w:val="1580632531"/>
@@ -159,10 +165,6 @@
       </w:sdtPr>
       <w:sdtEndPr>
         <w:rPr>
-          <w:rFonts w:ascii="Times New Roman" w:eastAsia="Times New Roman" w:hAnsi="Times New Roman" w:cstheme="minorBidi"/>
-          <w:color w:val="auto"/>
-          <w:sz w:val="24"/>
-          <w:szCs w:val="22"/>
           <w:lang w:val="en-US"/>
         </w:rPr>
       </w:sdtEndPr>
@@ -275,25 +277,7 @@
                 <w:noProof/>
                 <w:lang w:val="ru-RU"/>
               </w:rPr>
-              <w:t>1 Введ</w:t>
-            </w:r>
-            <w:r>
-              <w:rPr>
-                <w:rStyle w:val="aff8"/>
-                <w:rFonts w:eastAsiaTheme="majorEastAsia"/>
-                <w:noProof/>
-                <w:lang w:val="ru-RU"/>
-              </w:rPr>
-              <w:t>е</w:t>
-            </w:r>
-            <w:r>
-              <w:rPr>
-                <w:rStyle w:val="aff8"/>
-                <w:rFonts w:eastAsiaTheme="majorEastAsia"/>
-                <w:noProof/>
-                <w:lang w:val="ru-RU"/>
-              </w:rPr>
-              <w:t>ние</w:t>
+              <w:t>1 Введение</w:t>
             </w:r>
             <w:r>
               <w:rPr>
@@ -2515,242 +2499,28 @@
         </w:rPr>
         <w:t>.</w:t>
       </w:r>
+      <w:bookmarkStart w:id="1" w:name="_GoBack"/>
+      <w:bookmarkEnd w:id="1"/>
     </w:p>
     <w:p>
       <w:pPr>
-        <w:rPr>
-          <w:lang w:val="ru-RU"/>
-        </w:rPr>
-      </w:pPr>
-      <w:r>
-        <w:rPr>
-          <w:lang w:val="ru-RU"/>
-        </w:rPr>
-        <w:t xml:space="preserve">Документ разработан на основе исходного задания по учебной практике и спецификации (плана), сформированной </w:t>
+        <w:pStyle w:val="21"/>
+      </w:pPr>
+      <w:bookmarkStart w:id="2" w:name="_Toc223691981"/>
+      <w:r>
+        <w:t xml:space="preserve">1.1 </w:t>
       </w:r>
       <w:proofErr w:type="spellStart"/>
       <w:r>
-        <w:t>Traycer</w:t>
+        <w:t>Термины</w:t>
       </w:r>
       <w:proofErr w:type="spellEnd"/>
       <w:r>
-        <w:rPr>
-          <w:lang w:val="ru-RU"/>
-        </w:rPr>
-        <w:t xml:space="preserve"> </w:t>
-      </w:r>
-      <w:r>
-        <w:t>AI</w:t>
-      </w:r>
-      <w:r>
-        <w:rPr>
-          <w:lang w:val="ru-RU"/>
-        </w:rPr>
-        <w:t>.</w:t>
-      </w:r>
-    </w:p>
-    <w:p>
-      <w:pPr>
-        <w:pStyle w:val="21"/>
-      </w:pPr>
-      <w:bookmarkStart w:id="1" w:name="_Toc223691981"/>
-      <w:r>
-        <w:t xml:space="preserve">1.1 </w:t>
+        <w:t xml:space="preserve"> и </w:t>
       </w:r>
       <w:proofErr w:type="spellStart"/>
       <w:r>
-        <w:t>Термины</w:t>
-      </w:r>
-      <w:proofErr w:type="spellEnd"/>
-      <w:r>
-        <w:t xml:space="preserve"> и </w:t>
-      </w:r>
-      <w:proofErr w:type="spellStart"/>
-      <w:r>
         <w:t>сокращения</w:t>
-      </w:r>
-      <w:bookmarkEnd w:id="1"/>
-      <w:proofErr w:type="spellEnd"/>
-    </w:p>
-    <w:p>
-      <w:pPr>
-        <w:pStyle w:val="a0"/>
-        <w:rPr>
-          <w:lang w:val="ru-RU"/>
-        </w:rPr>
-      </w:pPr>
-      <w:r>
-        <w:t>LLM</w:t>
-      </w:r>
-      <w:r>
-        <w:rPr>
-          <w:lang w:val="ru-RU"/>
-        </w:rPr>
-        <w:t xml:space="preserve"> — </w:t>
-      </w:r>
-      <w:r>
-        <w:t>Large</w:t>
-      </w:r>
-      <w:r>
-        <w:rPr>
-          <w:lang w:val="ru-RU"/>
-        </w:rPr>
-        <w:t xml:space="preserve"> </w:t>
-      </w:r>
-      <w:r>
-        <w:t>Language</w:t>
-      </w:r>
-      <w:r>
-        <w:rPr>
-          <w:lang w:val="ru-RU"/>
-        </w:rPr>
-        <w:t xml:space="preserve"> </w:t>
-      </w:r>
-      <w:r>
-        <w:t>Model</w:t>
-      </w:r>
-      <w:r>
-        <w:rPr>
-          <w:lang w:val="ru-RU"/>
-        </w:rPr>
-        <w:t xml:space="preserve"> — языковая модель для генерации конспекта и извлечения сущностей.</w:t>
-      </w:r>
-    </w:p>
-    <w:p>
-      <w:pPr>
-        <w:pStyle w:val="a0"/>
-      </w:pPr>
-      <w:r>
-        <w:t>NER — Named Entity Recognition — извлечение именованных сущностей.</w:t>
-      </w:r>
-    </w:p>
-    <w:p>
-      <w:pPr>
-        <w:pStyle w:val="a0"/>
-        <w:rPr>
-          <w:lang w:val="ru-RU"/>
-        </w:rPr>
-      </w:pPr>
-      <w:r>
-        <w:t>Instant</w:t>
-      </w:r>
-      <w:r>
-        <w:rPr>
-          <w:lang w:val="ru-RU"/>
-        </w:rPr>
-        <w:t>-режим — режим, в котором конспект и граф доступны после завершения обработки всей лекции.</w:t>
-      </w:r>
-    </w:p>
-    <w:p>
-      <w:pPr>
-        <w:pStyle w:val="a0"/>
-        <w:rPr>
-          <w:lang w:val="ru-RU"/>
-        </w:rPr>
-      </w:pPr>
-      <w:r>
-        <w:t>Realtime</w:t>
-      </w:r>
-      <w:r>
-        <w:rPr>
-          <w:lang w:val="ru-RU"/>
-        </w:rPr>
-        <w:t xml:space="preserve">-режим — режим, в котором конспект и граф обновляются по мере накопления транскрипции (по </w:t>
-      </w:r>
-      <w:proofErr w:type="spellStart"/>
-      <w:r>
-        <w:rPr>
-          <w:lang w:val="ru-RU"/>
-        </w:rPr>
-        <w:t>таймкодам</w:t>
-      </w:r>
-      <w:proofErr w:type="spellEnd"/>
-      <w:r>
-        <w:rPr>
-          <w:lang w:val="ru-RU"/>
-        </w:rPr>
-        <w:t>).</w:t>
-      </w:r>
-    </w:p>
-    <w:p>
-      <w:pPr>
-        <w:pStyle w:val="a0"/>
-        <w:rPr>
-          <w:lang w:val="ru-RU"/>
-        </w:rPr>
-      </w:pPr>
-      <w:r>
-        <w:rPr>
-          <w:lang w:val="ru-RU"/>
-        </w:rPr>
-        <w:t xml:space="preserve">Лекция — видеофайл или </w:t>
-      </w:r>
-      <w:proofErr w:type="spellStart"/>
-      <w:r>
-        <w:rPr>
-          <w:lang w:val="ru-RU"/>
-        </w:rPr>
-        <w:t>видеоссылка</w:t>
-      </w:r>
-      <w:proofErr w:type="spellEnd"/>
-      <w:r>
-        <w:rPr>
-          <w:lang w:val="ru-RU"/>
-        </w:rPr>
-        <w:t>, переданная пользователем на обработку.</w:t>
-      </w:r>
-    </w:p>
-    <w:p>
-      <w:pPr>
-        <w:pStyle w:val="a0"/>
-        <w:rPr>
-          <w:lang w:val="ru-RU"/>
-        </w:rPr>
-      </w:pPr>
-      <w:r>
-        <w:rPr>
-          <w:lang w:val="ru-RU"/>
-        </w:rPr>
-        <w:t xml:space="preserve">Сущность — термин/персоналия/теория/объект предметной области, выделяемый </w:t>
-      </w:r>
-      <w:r>
-        <w:t>LLM</w:t>
-      </w:r>
-      <w:r>
-        <w:rPr>
-          <w:lang w:val="ru-RU"/>
-        </w:rPr>
-        <w:t>/</w:t>
-      </w:r>
-      <w:r>
-        <w:t>NER</w:t>
-      </w:r>
-      <w:r>
-        <w:rPr>
-          <w:lang w:val="ru-RU"/>
-        </w:rPr>
-        <w:t xml:space="preserve"> из текста.</w:t>
-      </w:r>
-    </w:p>
-    <w:p>
-      <w:pPr>
-        <w:pStyle w:val="21"/>
-      </w:pPr>
-      <w:bookmarkStart w:id="2" w:name="_Toc223691982"/>
-      <w:r>
-        <w:t xml:space="preserve">1.2 </w:t>
-      </w:r>
-      <w:proofErr w:type="spellStart"/>
-      <w:r>
-        <w:t>Границы</w:t>
-      </w:r>
-      <w:proofErr w:type="spellEnd"/>
-      <w:r>
-        <w:t xml:space="preserve"> </w:t>
-      </w:r>
-      <w:proofErr w:type="spellStart"/>
-      <w:r>
-        <w:t>системы</w:t>
       </w:r>
       <w:bookmarkEnd w:id="2"/>
       <w:proofErr w:type="spellEnd"/>
@@ -2758,97 +2528,129 @@
     <w:p>
       <w:pPr>
         <w:pStyle w:val="a0"/>
-      </w:pPr>
-      <w:r>
-        <w:t>В состав Системы входят:</w:t>
+        <w:rPr>
+          <w:lang w:val="ru-RU"/>
+        </w:rPr>
+      </w:pPr>
+      <w:r>
+        <w:t>LLM</w:t>
+      </w:r>
+      <w:r>
+        <w:rPr>
+          <w:lang w:val="ru-RU"/>
+        </w:rPr>
+        <w:t xml:space="preserve"> — </w:t>
+      </w:r>
+      <w:r>
+        <w:t>Large</w:t>
+      </w:r>
+      <w:r>
+        <w:rPr>
+          <w:lang w:val="ru-RU"/>
+        </w:rPr>
+        <w:t xml:space="preserve"> </w:t>
+      </w:r>
+      <w:r>
+        <w:t>Language</w:t>
+      </w:r>
+      <w:r>
+        <w:rPr>
+          <w:lang w:val="ru-RU"/>
+        </w:rPr>
+        <w:t xml:space="preserve"> </w:t>
+      </w:r>
+      <w:r>
+        <w:t>Model</w:t>
+      </w:r>
+      <w:r>
+        <w:rPr>
+          <w:lang w:val="ru-RU"/>
+        </w:rPr>
+        <w:t xml:space="preserve"> — языковая модель для генерации конспекта и извлечения сущностей.</w:t>
       </w:r>
     </w:p>
     <w:p>
       <w:pPr>
-        <w:pStyle w:val="20"/>
-        <w:rPr>
-          <w:lang w:val="ru-RU"/>
-        </w:rPr>
-      </w:pPr>
-      <w:r>
-        <w:t>Web</w:t>
-      </w:r>
-      <w:r>
-        <w:rPr>
-          <w:lang w:val="ru-RU"/>
-        </w:rPr>
-        <w:t>-приложение (браузерный интерфейс пользователя и администратора).</w:t>
+        <w:pStyle w:val="a0"/>
+      </w:pPr>
+      <w:r>
+        <w:t>NER — Named Entity Recognition — извлечение именованных сущностей.</w:t>
       </w:r>
     </w:p>
     <w:p>
       <w:pPr>
-        <w:pStyle w:val="20"/>
-        <w:rPr>
-          <w:lang w:val="ru-RU"/>
-        </w:rPr>
-      </w:pPr>
-      <w:r>
-        <w:t>Backend</w:t>
-      </w:r>
-      <w:r>
-        <w:rPr>
-          <w:lang w:val="ru-RU"/>
-        </w:rPr>
-        <w:t xml:space="preserve"> </w:t>
-      </w:r>
-      <w:r>
-        <w:t>API</w:t>
-      </w:r>
-      <w:r>
-        <w:rPr>
-          <w:lang w:val="ru-RU"/>
-        </w:rPr>
-        <w:t xml:space="preserve"> и сервис обработки (очереди задач и </w:t>
-      </w:r>
-      <w:proofErr w:type="spellStart"/>
-      <w:r>
-        <w:rPr>
-          <w:lang w:val="ru-RU"/>
-        </w:rPr>
-        <w:t>воркеры</w:t>
-      </w:r>
-      <w:proofErr w:type="spellEnd"/>
-      <w:r>
-        <w:rPr>
-          <w:lang w:val="ru-RU"/>
-        </w:rPr>
-        <w:t>).</w:t>
+        <w:pStyle w:val="a0"/>
+        <w:rPr>
+          <w:lang w:val="ru-RU"/>
+        </w:rPr>
+      </w:pPr>
+      <w:r>
+        <w:t>Instant</w:t>
+      </w:r>
+      <w:r>
+        <w:rPr>
+          <w:lang w:val="ru-RU"/>
+        </w:rPr>
+        <w:t>-режим — режим, в котором конспект и граф доступны после завершения обработки всей лекции.</w:t>
       </w:r>
     </w:p>
     <w:p>
       <w:pPr>
-        <w:pStyle w:val="20"/>
-        <w:rPr>
-          <w:lang w:val="ru-RU"/>
-        </w:rPr>
-      </w:pPr>
-      <w:r>
-        <w:rPr>
-          <w:lang w:val="ru-RU"/>
-        </w:rPr>
-        <w:t>База данных и файловое хранилище (медиа и результаты обработки).</w:t>
+        <w:pStyle w:val="a0"/>
+        <w:rPr>
+          <w:lang w:val="ru-RU"/>
+        </w:rPr>
+      </w:pPr>
+      <w:r>
+        <w:t>Realtime</w:t>
+      </w:r>
+      <w:r>
+        <w:rPr>
+          <w:lang w:val="ru-RU"/>
+        </w:rPr>
+        <w:t xml:space="preserve">-режим — режим, в котором конспект и граф обновляются по мере накопления транскрипции (по </w:t>
+      </w:r>
+      <w:proofErr w:type="spellStart"/>
+      <w:r>
+        <w:rPr>
+          <w:lang w:val="ru-RU"/>
+        </w:rPr>
+        <w:t>таймкодам</w:t>
+      </w:r>
+      <w:proofErr w:type="spellEnd"/>
+      <w:r>
+        <w:rPr>
+          <w:lang w:val="ru-RU"/>
+        </w:rPr>
+        <w:t>).</w:t>
       </w:r>
     </w:p>
     <w:p>
       <w:pPr>
-        <w:pStyle w:val="20"/>
-        <w:rPr>
-          <w:lang w:val="ru-RU"/>
-        </w:rPr>
-      </w:pPr>
-      <w:r>
-        <w:t>Telegram</w:t>
-      </w:r>
-      <w:r>
-        <w:rPr>
-          <w:lang w:val="ru-RU"/>
-        </w:rPr>
-        <w:t>-бот для взаимодействия с пользователем.</w:t>
+        <w:pStyle w:val="a0"/>
+        <w:rPr>
+          <w:lang w:val="ru-RU"/>
+        </w:rPr>
+      </w:pPr>
+      <w:r>
+        <w:rPr>
+          <w:lang w:val="ru-RU"/>
+        </w:rPr>
+        <w:t xml:space="preserve">Лекция — видеофайл или </w:t>
+      </w:r>
+      <w:proofErr w:type="spellStart"/>
+      <w:r>
+        <w:rPr>
+          <w:lang w:val="ru-RU"/>
+        </w:rPr>
+        <w:t>видеоссылка</w:t>
+      </w:r>
+      <w:proofErr w:type="spellEnd"/>
+      <w:r>
+        <w:rPr>
+          <w:lang w:val="ru-RU"/>
+        </w:rPr>
+        <w:t>, переданная пользователем на обработку.</w:t>
       </w:r>
     </w:p>
     <w:p>
@@ -2862,35 +2664,56 @@
         <w:rPr>
           <w:lang w:val="ru-RU"/>
         </w:rPr>
-        <w:t>В состав Системы не входят (в рамках учебной реализации):</w:t>
+        <w:t xml:space="preserve">Сущность — термин/персоналия/теория/объект предметной области, выделяемый </w:t>
+      </w:r>
+      <w:r>
+        <w:t>LLM</w:t>
+      </w:r>
+      <w:r>
+        <w:rPr>
+          <w:lang w:val="ru-RU"/>
+        </w:rPr>
+        <w:t>/</w:t>
+      </w:r>
+      <w:r>
+        <w:t>NER</w:t>
+      </w:r>
+      <w:r>
+        <w:rPr>
+          <w:lang w:val="ru-RU"/>
+        </w:rPr>
+        <w:t xml:space="preserve"> из текста.</w:t>
       </w:r>
     </w:p>
     <w:p>
       <w:pPr>
-        <w:pStyle w:val="20"/>
-        <w:rPr>
-          <w:lang w:val="ru-RU"/>
-        </w:rPr>
-      </w:pPr>
-      <w:r>
-        <w:rPr>
-          <w:lang w:val="ru-RU"/>
-        </w:rPr>
-        <w:t>Коммерческий биллинг и платежные системы (монетизация токенами допускается как демонстрационная функция).</w:t>
-      </w:r>
+        <w:pStyle w:val="21"/>
+      </w:pPr>
+      <w:bookmarkStart w:id="3" w:name="_Toc223691982"/>
+      <w:r>
+        <w:t xml:space="preserve">1.2 </w:t>
+      </w:r>
+      <w:proofErr w:type="spellStart"/>
+      <w:r>
+        <w:t>Границы</w:t>
+      </w:r>
+      <w:proofErr w:type="spellEnd"/>
+      <w:r>
+        <w:t xml:space="preserve"> </w:t>
+      </w:r>
+      <w:proofErr w:type="spellStart"/>
+      <w:r>
+        <w:t>системы</w:t>
+      </w:r>
+      <w:bookmarkEnd w:id="3"/>
+      <w:proofErr w:type="spellEnd"/>
     </w:p>
     <w:p>
       <w:pPr>
-        <w:pStyle w:val="20"/>
-        <w:rPr>
-          <w:lang w:val="ru-RU"/>
-        </w:rPr>
-      </w:pPr>
-      <w:r>
-        <w:rPr>
-          <w:lang w:val="ru-RU"/>
-        </w:rPr>
-        <w:t>Модерация контента и юридическая проверка прав на видеоисточники.</w:t>
+        <w:pStyle w:val="a0"/>
+      </w:pPr>
+      <w:r>
+        <w:t>В состав Системы входят:</w:t>
       </w:r>
     </w:p>
     <w:p>
@@ -2901,137 +2724,224 @@
         </w:rPr>
       </w:pPr>
       <w:r>
-        <w:rPr>
-          <w:lang w:val="ru-RU"/>
-        </w:rPr>
-        <w:t>Поддержка всех возможных форматов/кодеков — только заявленные в разделе требований.</w:t>
+        <w:t>Web</w:t>
+      </w:r>
+      <w:r>
+        <w:rPr>
+          <w:lang w:val="ru-RU"/>
+        </w:rPr>
+        <w:t>-приложение (браузерный интерфейс пользователя и администратора).</w:t>
       </w:r>
     </w:p>
     <w:p>
       <w:pPr>
-        <w:pStyle w:val="1"/>
-        <w:rPr>
-          <w:lang w:val="ru-RU"/>
-        </w:rPr>
-      </w:pPr>
-      <w:bookmarkStart w:id="3" w:name="_Toc223691983"/>
-      <w:r>
-        <w:rPr>
-          <w:lang w:val="ru-RU"/>
-        </w:rPr>
-        <w:lastRenderedPageBreak/>
-        <w:t>2 Основания для разработки</w:t>
-      </w:r>
-      <w:bookmarkEnd w:id="3"/>
+        <w:pStyle w:val="20"/>
+        <w:rPr>
+          <w:lang w:val="ru-RU"/>
+        </w:rPr>
+      </w:pPr>
+      <w:r>
+        <w:t>Backend</w:t>
+      </w:r>
+      <w:r>
+        <w:rPr>
+          <w:lang w:val="ru-RU"/>
+        </w:rPr>
+        <w:t xml:space="preserve"> </w:t>
+      </w:r>
+      <w:r>
+        <w:t>API</w:t>
+      </w:r>
+      <w:r>
+        <w:rPr>
+          <w:lang w:val="ru-RU"/>
+        </w:rPr>
+        <w:t xml:space="preserve"> и сервис обработки (очереди задач и </w:t>
+      </w:r>
+      <w:proofErr w:type="spellStart"/>
+      <w:r>
+        <w:rPr>
+          <w:lang w:val="ru-RU"/>
+        </w:rPr>
+        <w:t>воркеры</w:t>
+      </w:r>
+      <w:proofErr w:type="spellEnd"/>
+      <w:r>
+        <w:rPr>
+          <w:lang w:val="ru-RU"/>
+        </w:rPr>
+        <w:t>).</w:t>
+      </w:r>
     </w:p>
     <w:p>
       <w:pPr>
-        <w:rPr>
-          <w:lang w:val="ru-RU"/>
-        </w:rPr>
-      </w:pPr>
-      <w:r>
-        <w:rPr>
-          <w:lang w:val="ru-RU"/>
-        </w:rPr>
-        <w:t xml:space="preserve">Основанием для разработки является задание по учебной практике на тему: «Создание конспектов по </w:t>
-      </w:r>
-      <w:proofErr w:type="spellStart"/>
-      <w:r>
-        <w:rPr>
-          <w:lang w:val="ru-RU"/>
-        </w:rPr>
-        <w:t>видеолекциям</w:t>
-      </w:r>
-      <w:proofErr w:type="spellEnd"/>
-      <w:r>
-        <w:rPr>
-          <w:lang w:val="ru-RU"/>
-        </w:rPr>
-        <w:t xml:space="preserve"> + граф сущностей». Тема реализуется на языке </w:t>
-      </w:r>
-      <w:r>
-        <w:t>Python</w:t>
-      </w:r>
-      <w:r>
-        <w:rPr>
-          <w:lang w:val="ru-RU"/>
-        </w:rPr>
-        <w:t xml:space="preserve"> (обязательное требование).</w:t>
+        <w:pStyle w:val="20"/>
+        <w:rPr>
+          <w:lang w:val="ru-RU"/>
+        </w:rPr>
+      </w:pPr>
+      <w:r>
+        <w:rPr>
+          <w:lang w:val="ru-RU"/>
+        </w:rPr>
+        <w:t>База данных и файловое хранилище (медиа и результаты обработки).</w:t>
       </w:r>
     </w:p>
     <w:p>
       <w:pPr>
+        <w:pStyle w:val="20"/>
+        <w:rPr>
+          <w:lang w:val="ru-RU"/>
+        </w:rPr>
+      </w:pPr>
+      <w:r>
+        <w:t>Telegram</w:t>
+      </w:r>
+      <w:r>
+        <w:rPr>
+          <w:lang w:val="ru-RU"/>
+        </w:rPr>
+        <w:t>-бот для взаимодействия с пользователем.</w:t>
+      </w:r>
+    </w:p>
+    <w:p>
+      <w:pPr>
+        <w:pStyle w:val="a0"/>
+        <w:rPr>
+          <w:lang w:val="ru-RU"/>
+        </w:rPr>
+      </w:pPr>
+      <w:r>
+        <w:rPr>
+          <w:lang w:val="ru-RU"/>
+        </w:rPr>
+        <w:t>В состав Системы не входят (в рамках учебной реализации):</w:t>
+      </w:r>
+    </w:p>
+    <w:p>
+      <w:pPr>
+        <w:pStyle w:val="20"/>
+        <w:rPr>
+          <w:lang w:val="ru-RU"/>
+        </w:rPr>
+      </w:pPr>
+      <w:r>
+        <w:rPr>
+          <w:lang w:val="ru-RU"/>
+        </w:rPr>
+        <w:t>Коммерческий биллинг и платежные системы (монетизация токенами допускается как демонстрационная функция).</w:t>
+      </w:r>
+    </w:p>
+    <w:p>
+      <w:pPr>
+        <w:pStyle w:val="20"/>
+        <w:rPr>
+          <w:lang w:val="ru-RU"/>
+        </w:rPr>
+      </w:pPr>
+      <w:r>
+        <w:rPr>
+          <w:lang w:val="ru-RU"/>
+        </w:rPr>
+        <w:t>Модерация контента и юридическая проверка прав на видеоисточники.</w:t>
+      </w:r>
+    </w:p>
+    <w:p>
+      <w:pPr>
+        <w:pStyle w:val="20"/>
+        <w:rPr>
+          <w:lang w:val="ru-RU"/>
+        </w:rPr>
+      </w:pPr>
+      <w:r>
+        <w:rPr>
+          <w:lang w:val="ru-RU"/>
+        </w:rPr>
+        <w:t>Поддержка всех возможных форматов/кодеков — только заявленные в разделе требований.</w:t>
+      </w:r>
+    </w:p>
+    <w:p>
+      <w:pPr>
         <w:pStyle w:val="1"/>
         <w:rPr>
           <w:lang w:val="ru-RU"/>
         </w:rPr>
       </w:pPr>
-      <w:bookmarkStart w:id="4" w:name="_Toc223691984"/>
-      <w:r>
-        <w:rPr>
-          <w:lang w:val="ru-RU"/>
-        </w:rPr>
-        <w:t>3 Назначение разработки</w:t>
+      <w:bookmarkStart w:id="4" w:name="_Toc223691983"/>
+      <w:r>
+        <w:rPr>
+          <w:lang w:val="ru-RU"/>
+        </w:rPr>
+        <w:t>2 Основания для разработки</w:t>
       </w:r>
       <w:bookmarkEnd w:id="4"/>
     </w:p>
     <w:p>
       <w:pPr>
-        <w:pStyle w:val="21"/>
-        <w:rPr>
-          <w:lang w:val="ru-RU"/>
-        </w:rPr>
-      </w:pPr>
-      <w:bookmarkStart w:id="5" w:name="_Toc223691985"/>
-      <w:r>
-        <w:rPr>
-          <w:lang w:val="ru-RU"/>
-        </w:rPr>
-        <w:t>3.1 Цель разработки</w:t>
+        <w:rPr>
+          <w:lang w:val="ru-RU"/>
+        </w:rPr>
+      </w:pPr>
+      <w:r>
+        <w:rPr>
+          <w:lang w:val="ru-RU"/>
+        </w:rPr>
+        <w:t xml:space="preserve">Основанием для разработки является задание по учебной практике на тему: «Создание конспектов по </w:t>
+      </w:r>
+      <w:proofErr w:type="spellStart"/>
+      <w:r>
+        <w:rPr>
+          <w:lang w:val="ru-RU"/>
+        </w:rPr>
+        <w:t>видеолекциям</w:t>
+      </w:r>
+      <w:proofErr w:type="spellEnd"/>
+      <w:r>
+        <w:rPr>
+          <w:lang w:val="ru-RU"/>
+        </w:rPr>
+        <w:t xml:space="preserve"> + граф сущностей». Тема реализуется на языке </w:t>
+      </w:r>
+      <w:r>
+        <w:t>Python</w:t>
+      </w:r>
+      <w:r>
+        <w:rPr>
+          <w:lang w:val="ru-RU"/>
+        </w:rPr>
+        <w:t xml:space="preserve"> (обязательное требование).</w:t>
+      </w:r>
+    </w:p>
+    <w:p>
+      <w:pPr>
+        <w:pStyle w:val="1"/>
+        <w:rPr>
+          <w:lang w:val="ru-RU"/>
+        </w:rPr>
+      </w:pPr>
+      <w:bookmarkStart w:id="5" w:name="_Toc223691984"/>
+      <w:r>
+        <w:rPr>
+          <w:lang w:val="ru-RU"/>
+        </w:rPr>
+        <w:lastRenderedPageBreak/>
+        <w:t>3 Назначение разработки</w:t>
       </w:r>
       <w:bookmarkEnd w:id="5"/>
     </w:p>
     <w:p>
       <w:pPr>
-        <w:rPr>
-          <w:lang w:val="ru-RU"/>
-        </w:rPr>
-      </w:pPr>
-      <w:r>
-        <w:rPr>
-          <w:lang w:val="ru-RU"/>
-        </w:rPr>
-        <w:t xml:space="preserve">Цель разработки — создать программное обеспечение, позволяющее пользователям загружать </w:t>
-      </w:r>
-      <w:proofErr w:type="spellStart"/>
-      <w:r>
-        <w:rPr>
-          <w:lang w:val="ru-RU"/>
-        </w:rPr>
-        <w:t>видеолекции</w:t>
-      </w:r>
-      <w:proofErr w:type="spellEnd"/>
-      <w:r>
-        <w:rPr>
-          <w:lang w:val="ru-RU"/>
-        </w:rPr>
-        <w:t xml:space="preserve"> (файлом или по ссылке) и получать: (1) структурированный конспект, (2) интерактивный граф сущностей, а также обеспечивать хранение результатов, историю/избранное, администрирование и работу в многопользовательском режиме.</w:t>
-      </w:r>
-    </w:p>
-    <w:p>
-      <w:pPr>
         <w:pStyle w:val="21"/>
         <w:rPr>
           <w:lang w:val="ru-RU"/>
         </w:rPr>
       </w:pPr>
-      <w:bookmarkStart w:id="6" w:name="_Toc223691986"/>
-      <w:r>
-        <w:rPr>
-          <w:lang w:val="ru-RU"/>
-        </w:rPr>
-        <w:t>3.2 Назначение и области применения</w:t>
+      <w:bookmarkStart w:id="6" w:name="_Toc223691985"/>
+      <w:r>
+        <w:rPr>
+          <w:lang w:val="ru-RU"/>
+        </w:rPr>
+        <w:t>3.1 Цель разработки</w:t>
       </w:r>
       <w:bookmarkEnd w:id="6"/>
     </w:p>
@@ -3045,14 +2955,57 @@
         <w:rPr>
           <w:lang w:val="ru-RU"/>
         </w:rPr>
-        <w:t>Система предназначена для студентов и преподавателей, а также пользователей, которым необходимо быстро выделять ключевые идеи и связи между понятиями по видеоматериалам.</w:t>
+        <w:t xml:space="preserve">Цель разработки — создать программное обеспечение, позволяющее пользователям загружать </w:t>
+      </w:r>
+      <w:proofErr w:type="spellStart"/>
+      <w:r>
+        <w:rPr>
+          <w:lang w:val="ru-RU"/>
+        </w:rPr>
+        <w:t>видеолекции</w:t>
+      </w:r>
+      <w:proofErr w:type="spellEnd"/>
+      <w:r>
+        <w:rPr>
+          <w:lang w:val="ru-RU"/>
+        </w:rPr>
+        <w:t xml:space="preserve"> (файлом или по ссылке) и получать: (1) структурированный конспект, (2) интерактивный граф сущностей, а также обеспечивать хранение результатов, историю/избранное, администрирование и работу в многопользовательском режиме.</w:t>
       </w:r>
     </w:p>
     <w:p>
       <w:pPr>
         <w:pStyle w:val="21"/>
-      </w:pPr>
-      <w:bookmarkStart w:id="7" w:name="_Toc223691987"/>
+        <w:rPr>
+          <w:lang w:val="ru-RU"/>
+        </w:rPr>
+      </w:pPr>
+      <w:bookmarkStart w:id="7" w:name="_Toc223691986"/>
+      <w:r>
+        <w:rPr>
+          <w:lang w:val="ru-RU"/>
+        </w:rPr>
+        <w:t>3.2 Назначение и области применения</w:t>
+      </w:r>
+      <w:bookmarkEnd w:id="7"/>
+    </w:p>
+    <w:p>
+      <w:pPr>
+        <w:rPr>
+          <w:lang w:val="ru-RU"/>
+        </w:rPr>
+      </w:pPr>
+      <w:r>
+        <w:rPr>
+          <w:lang w:val="ru-RU"/>
+        </w:rPr>
+        <w:t>Система предназначена для студентов и преподавателей, а также пользователей, которым необходимо быстро выделять ключевые идеи и связи между понятиями по видеоматериалам.</w:t>
+      </w:r>
+    </w:p>
+    <w:p>
+      <w:pPr>
+        <w:pStyle w:val="21"/>
+      </w:pPr>
+      <w:bookmarkStart w:id="8" w:name="_Toc223691987"/>
       <w:r>
         <w:t xml:space="preserve">3.3 </w:t>
       </w:r>
@@ -3068,7 +3021,7 @@
       <w:r>
         <w:t>роли</w:t>
       </w:r>
-      <w:bookmarkEnd w:id="7"/>
+      <w:bookmarkEnd w:id="8"/>
       <w:proofErr w:type="spellEnd"/>
     </w:p>
     <w:p>
@@ -3124,268 +3077,44 @@
           <w:lang w:val="ru-RU"/>
         </w:rPr>
       </w:pPr>
-      <w:bookmarkStart w:id="8" w:name="_Toc223691988"/>
+      <w:bookmarkStart w:id="9" w:name="_Toc223691988"/>
       <w:r>
         <w:rPr>
           <w:lang w:val="ru-RU"/>
         </w:rPr>
         <w:t>4 Требования к программе или программному изделию</w:t>
-      </w:r>
-      <w:bookmarkEnd w:id="8"/>
-    </w:p>
-    <w:p>
-      <w:pPr>
-        <w:pStyle w:val="21"/>
-        <w:rPr>
-          <w:lang w:val="ru-RU"/>
-        </w:rPr>
-      </w:pPr>
-      <w:bookmarkStart w:id="9" w:name="_Toc223691989"/>
-      <w:r>
-        <w:rPr>
-          <w:lang w:val="ru-RU"/>
-        </w:rPr>
-        <w:t>4.1 Требования к функциональным характеристикам</w:t>
       </w:r>
       <w:bookmarkEnd w:id="9"/>
     </w:p>
     <w:p>
       <w:pPr>
-        <w:pStyle w:val="31"/>
-        <w:rPr>
-          <w:lang w:val="ru-RU"/>
-        </w:rPr>
-      </w:pPr>
-      <w:bookmarkStart w:id="10" w:name="_Toc223691990"/>
-      <w:r>
-        <w:rPr>
-          <w:lang w:val="ru-RU"/>
-        </w:rPr>
-        <w:t>4.1.1 Загрузка и получение лекции</w:t>
+        <w:pStyle w:val="21"/>
+        <w:rPr>
+          <w:lang w:val="ru-RU"/>
+        </w:rPr>
+      </w:pPr>
+      <w:bookmarkStart w:id="10" w:name="_Toc223691989"/>
+      <w:r>
+        <w:rPr>
+          <w:lang w:val="ru-RU"/>
+        </w:rPr>
+        <w:t>4.1 Требования к функциональным характеристикам</w:t>
       </w:r>
       <w:bookmarkEnd w:id="10"/>
     </w:p>
     <w:p>
       <w:pPr>
-        <w:rPr>
-          <w:lang w:val="ru-RU"/>
-        </w:rPr>
-      </w:pPr>
-      <w:r>
-        <w:rPr>
-          <w:b/>
-        </w:rPr>
-        <w:t>FR</w:t>
-      </w:r>
-      <w:r>
-        <w:rPr>
-          <w:b/>
-          <w:lang w:val="ru-RU"/>
-        </w:rPr>
-        <w:t xml:space="preserve">-1. </w:t>
-      </w:r>
-      <w:r>
-        <w:rPr>
-          <w:lang w:val="ru-RU"/>
-        </w:rPr>
-        <w:t xml:space="preserve">Система должна принимать лекцию в виде видеофайла следующих форматов: </w:t>
-      </w:r>
-      <w:r>
-        <w:t>MP</w:t>
-      </w:r>
-      <w:r>
-        <w:rPr>
-          <w:lang w:val="ru-RU"/>
-        </w:rPr>
-        <w:t xml:space="preserve">4, </w:t>
-      </w:r>
-      <w:r>
-        <w:t>AVI</w:t>
-      </w:r>
-      <w:r>
-        <w:rPr>
-          <w:lang w:val="ru-RU"/>
-        </w:rPr>
-        <w:t xml:space="preserve">, </w:t>
-      </w:r>
-      <w:r>
-        <w:t>MKV</w:t>
-      </w:r>
-      <w:r>
-        <w:rPr>
-          <w:lang w:val="ru-RU"/>
-        </w:rPr>
-        <w:t xml:space="preserve">, </w:t>
-      </w:r>
-      <w:r>
-        <w:t>MOV</w:t>
-      </w:r>
-      <w:r>
-        <w:rPr>
-          <w:lang w:val="ru-RU"/>
-        </w:rPr>
-        <w:t>.</w:t>
-      </w:r>
-    </w:p>
-    <w:p>
-      <w:pPr>
-        <w:rPr>
-          <w:lang w:val="ru-RU"/>
-        </w:rPr>
-      </w:pPr>
-      <w:r>
-        <w:rPr>
-          <w:b/>
-        </w:rPr>
-        <w:t>FR</w:t>
-      </w:r>
-      <w:r>
-        <w:rPr>
-          <w:b/>
-          <w:lang w:val="ru-RU"/>
-        </w:rPr>
-        <w:t xml:space="preserve">-2. </w:t>
-      </w:r>
-      <w:r>
-        <w:rPr>
-          <w:lang w:val="ru-RU"/>
-        </w:rPr>
-        <w:t xml:space="preserve">Система должна принимать лекцию по </w:t>
-      </w:r>
-      <w:r>
-        <w:t>URL</w:t>
-      </w:r>
-      <w:r>
-        <w:rPr>
-          <w:lang w:val="ru-RU"/>
-        </w:rPr>
-        <w:t xml:space="preserve"> (например, </w:t>
-      </w:r>
-      <w:r>
-        <w:t>YouTube</w:t>
-      </w:r>
-      <w:r>
-        <w:rPr>
-          <w:lang w:val="ru-RU"/>
-        </w:rPr>
-        <w:t xml:space="preserve">, </w:t>
-      </w:r>
-      <w:r>
-        <w:t>VK</w:t>
-      </w:r>
-      <w:r>
-        <w:rPr>
-          <w:lang w:val="ru-RU"/>
-        </w:rPr>
-        <w:t xml:space="preserve"> Видео) и автоматически скачивать/подготавливать источник к обработке.</w:t>
-      </w:r>
-    </w:p>
-    <w:p>
-      <w:pPr>
-        <w:rPr>
-          <w:lang w:val="ru-RU"/>
-        </w:rPr>
-      </w:pPr>
-      <w:r>
-        <w:rPr>
-          <w:b/>
-        </w:rPr>
-        <w:t>FR</w:t>
-      </w:r>
-      <w:r>
-        <w:rPr>
-          <w:b/>
-          <w:lang w:val="ru-RU"/>
-        </w:rPr>
-        <w:t>-3 (</w:t>
-      </w:r>
-      <w:proofErr w:type="spellStart"/>
-      <w:r>
-        <w:rPr>
-          <w:b/>
-          <w:lang w:val="ru-RU"/>
-        </w:rPr>
-        <w:t>опц</w:t>
-      </w:r>
-      <w:proofErr w:type="spellEnd"/>
-      <w:r>
-        <w:rPr>
-          <w:b/>
-          <w:lang w:val="ru-RU"/>
-        </w:rPr>
-        <w:t xml:space="preserve">.). </w:t>
-      </w:r>
-      <w:r>
-        <w:rPr>
-          <w:lang w:val="ru-RU"/>
-        </w:rPr>
-        <w:t>Система должна поддерживать «</w:t>
-      </w:r>
-      <w:proofErr w:type="spellStart"/>
-      <w:r>
-        <w:rPr>
-          <w:lang w:val="ru-RU"/>
-        </w:rPr>
-        <w:t>докачку</w:t>
-      </w:r>
-      <w:proofErr w:type="spellEnd"/>
-      <w:r>
-        <w:rPr>
-          <w:lang w:val="ru-RU"/>
-        </w:rPr>
-        <w:t xml:space="preserve">»: при повторной обработке того же </w:t>
-      </w:r>
-      <w:r>
-        <w:t>URL</w:t>
-      </w:r>
-      <w:r>
-        <w:rPr>
-          <w:lang w:val="ru-RU"/>
-        </w:rPr>
-        <w:t xml:space="preserve">/файла (по </w:t>
-      </w:r>
-      <w:proofErr w:type="spellStart"/>
-      <w:r>
-        <w:rPr>
-          <w:lang w:val="ru-RU"/>
-        </w:rPr>
-        <w:t>хешу</w:t>
-      </w:r>
-      <w:proofErr w:type="spellEnd"/>
-      <w:r>
-        <w:rPr>
-          <w:lang w:val="ru-RU"/>
-        </w:rPr>
-        <w:t xml:space="preserve">) уже полученные данные не скачиваются заново и </w:t>
-      </w:r>
-      <w:proofErr w:type="spellStart"/>
-      <w:r>
-        <w:rPr>
-          <w:lang w:val="ru-RU"/>
-        </w:rPr>
-        <w:t>переиспользуются</w:t>
-      </w:r>
-      <w:proofErr w:type="spellEnd"/>
-      <w:r>
-        <w:rPr>
-          <w:lang w:val="ru-RU"/>
-        </w:rPr>
-        <w:t>.</w:t>
-      </w:r>
-    </w:p>
-    <w:p>
-      <w:pPr>
         <w:pStyle w:val="31"/>
         <w:rPr>
           <w:lang w:val="ru-RU"/>
         </w:rPr>
       </w:pPr>
-      <w:bookmarkStart w:id="11" w:name="_Toc223691991"/>
-      <w:r>
-        <w:rPr>
-          <w:lang w:val="ru-RU"/>
-        </w:rPr>
-        <w:t>4.1.2 Обработка лекции и формирование конспекта</w:t>
+      <w:bookmarkStart w:id="11" w:name="_Toc223691990"/>
+      <w:r>
+        <w:rPr>
+          <w:lang w:val="ru-RU"/>
+        </w:rPr>
+        <w:t>4.1.1 Загрузка и получение лекции</w:t>
       </w:r>
       <w:bookmarkEnd w:id="11"/>
     </w:p>
@@ -3406,27 +3135,49 @@
           <w:b/>
           <w:lang w:val="ru-RU"/>
         </w:rPr>
-        <w:t xml:space="preserve">-4. </w:t>
-      </w:r>
-      <w:r>
-        <w:rPr>
-          <w:lang w:val="ru-RU"/>
-        </w:rPr>
-        <w:t xml:space="preserve">Система должна извлекать аудио из видео и выполнять преобразование речи в текст (транскрипция) с сохранением </w:t>
-      </w:r>
-      <w:proofErr w:type="spellStart"/>
-      <w:r>
-        <w:rPr>
-          <w:lang w:val="ru-RU"/>
-        </w:rPr>
-        <w:t>таймкодов</w:t>
-      </w:r>
-      <w:proofErr w:type="spellEnd"/>
-      <w:r>
-        <w:rPr>
-          <w:lang w:val="ru-RU"/>
-        </w:rPr>
-        <w:t xml:space="preserve"> сегментов.</w:t>
+        <w:t xml:space="preserve">-1. </w:t>
+      </w:r>
+      <w:r>
+        <w:rPr>
+          <w:lang w:val="ru-RU"/>
+        </w:rPr>
+        <w:t xml:space="preserve">Система должна принимать лекцию в виде видеофайла следующих форматов: </w:t>
+      </w:r>
+      <w:r>
+        <w:t>MP</w:t>
+      </w:r>
+      <w:r>
+        <w:rPr>
+          <w:lang w:val="ru-RU"/>
+        </w:rPr>
+        <w:t xml:space="preserve">4, </w:t>
+      </w:r>
+      <w:r>
+        <w:t>AVI</w:t>
+      </w:r>
+      <w:r>
+        <w:rPr>
+          <w:lang w:val="ru-RU"/>
+        </w:rPr>
+        <w:t xml:space="preserve">, </w:t>
+      </w:r>
+      <w:r>
+        <w:t>MKV</w:t>
+      </w:r>
+      <w:r>
+        <w:rPr>
+          <w:lang w:val="ru-RU"/>
+        </w:rPr>
+        <w:t xml:space="preserve">, </w:t>
+      </w:r>
+      <w:r>
+        <w:t>MOV</w:t>
+      </w:r>
+      <w:r>
+        <w:rPr>
+          <w:lang w:val="ru-RU"/>
+        </w:rPr>
+        <w:t>.</w:t>
       </w:r>
     </w:p>
     <w:p>
@@ -3446,13 +3197,40 @@
           <w:b/>
           <w:lang w:val="ru-RU"/>
         </w:rPr>
-        <w:t xml:space="preserve">-5. </w:t>
-      </w:r>
-      <w:r>
-        <w:rPr>
-          <w:lang w:val="ru-RU"/>
-        </w:rPr>
-        <w:t>Система должна выполнять сегментацию текста (разбиение на смысловые/временные блоки).</w:t>
+        <w:t xml:space="preserve">-2. </w:t>
+      </w:r>
+      <w:r>
+        <w:rPr>
+          <w:lang w:val="ru-RU"/>
+        </w:rPr>
+        <w:t xml:space="preserve">Система должна принимать лекцию по </w:t>
+      </w:r>
+      <w:r>
+        <w:t>URL</w:t>
+      </w:r>
+      <w:r>
+        <w:rPr>
+          <w:lang w:val="ru-RU"/>
+        </w:rPr>
+        <w:t xml:space="preserve"> (например, </w:t>
+      </w:r>
+      <w:r>
+        <w:t>YouTube</w:t>
+      </w:r>
+      <w:r>
+        <w:rPr>
+          <w:lang w:val="ru-RU"/>
+        </w:rPr>
+        <w:t xml:space="preserve">, </w:t>
+      </w:r>
+      <w:r>
+        <w:t>VK</w:t>
+      </w:r>
+      <w:r>
+        <w:rPr>
+          <w:lang w:val="ru-RU"/>
+        </w:rPr>
+        <w:t xml:space="preserve"> Видео) и автоматически скачивать/подготавливать источник к обработке.</w:t>
       </w:r>
     </w:p>
     <w:p>
@@ -3465,7 +3243,6 @@
         <w:rPr>
           <w:b/>
         </w:rPr>
-        <w:lastRenderedPageBreak/>
         <w:t>FR</w:t>
       </w:r>
       <w:r>
@@ -3473,68 +3250,95 @@
           <w:b/>
           <w:lang w:val="ru-RU"/>
         </w:rPr>
-        <w:t xml:space="preserve">-6. </w:t>
-      </w:r>
-      <w:r>
-        <w:rPr>
-          <w:lang w:val="ru-RU"/>
-        </w:rPr>
-        <w:t>Система должна формировать конспект на основе сегментов, выделяя главные мысли, определения, даты и выводы, и разбивать конспект на логические блоки.</w:t>
+        <w:t>-3 (</w:t>
+      </w:r>
+      <w:proofErr w:type="spellStart"/>
+      <w:r>
+        <w:rPr>
+          <w:b/>
+          <w:lang w:val="ru-RU"/>
+        </w:rPr>
+        <w:t>опц</w:t>
+      </w:r>
+      <w:proofErr w:type="spellEnd"/>
+      <w:r>
+        <w:rPr>
+          <w:b/>
+          <w:lang w:val="ru-RU"/>
+        </w:rPr>
+        <w:t xml:space="preserve">.). </w:t>
+      </w:r>
+      <w:r>
+        <w:rPr>
+          <w:lang w:val="ru-RU"/>
+        </w:rPr>
+        <w:t>Система должна поддерживать «</w:t>
+      </w:r>
+      <w:proofErr w:type="spellStart"/>
+      <w:r>
+        <w:rPr>
+          <w:lang w:val="ru-RU"/>
+        </w:rPr>
+        <w:t>докачку</w:t>
+      </w:r>
+      <w:proofErr w:type="spellEnd"/>
+      <w:r>
+        <w:rPr>
+          <w:lang w:val="ru-RU"/>
+        </w:rPr>
+        <w:t xml:space="preserve">»: при повторной обработке того же </w:t>
+      </w:r>
+      <w:r>
+        <w:t>URL</w:t>
+      </w:r>
+      <w:r>
+        <w:rPr>
+          <w:lang w:val="ru-RU"/>
+        </w:rPr>
+        <w:t xml:space="preserve">/файла (по </w:t>
+      </w:r>
+      <w:proofErr w:type="spellStart"/>
+      <w:r>
+        <w:rPr>
+          <w:lang w:val="ru-RU"/>
+        </w:rPr>
+        <w:t>хешу</w:t>
+      </w:r>
+      <w:proofErr w:type="spellEnd"/>
+      <w:r>
+        <w:rPr>
+          <w:lang w:val="ru-RU"/>
+        </w:rPr>
+        <w:t xml:space="preserve">) уже полученные данные не скачиваются заново и </w:t>
+      </w:r>
+      <w:proofErr w:type="spellStart"/>
+      <w:r>
+        <w:rPr>
+          <w:lang w:val="ru-RU"/>
+        </w:rPr>
+        <w:t>переиспользуются</w:t>
+      </w:r>
+      <w:proofErr w:type="spellEnd"/>
+      <w:r>
+        <w:rPr>
+          <w:lang w:val="ru-RU"/>
+        </w:rPr>
+        <w:t>.</w:t>
       </w:r>
     </w:p>
     <w:p>
       <w:pPr>
-        <w:rPr>
-          <w:lang w:val="ru-RU"/>
-        </w:rPr>
-      </w:pPr>
-      <w:r>
-        <w:rPr>
-          <w:b/>
-        </w:rPr>
-        <w:t>FR</w:t>
-      </w:r>
-      <w:r>
-        <w:rPr>
-          <w:b/>
-          <w:lang w:val="ru-RU"/>
-        </w:rPr>
-        <w:t xml:space="preserve">-7. </w:t>
-      </w:r>
-      <w:r>
-        <w:rPr>
-          <w:lang w:val="ru-RU"/>
-        </w:rPr>
-        <w:t xml:space="preserve">Система должна объединять результаты </w:t>
-      </w:r>
-      <w:proofErr w:type="spellStart"/>
-      <w:r>
-        <w:rPr>
-          <w:lang w:val="ru-RU"/>
-        </w:rPr>
-        <w:t>суммаризации</w:t>
-      </w:r>
-      <w:proofErr w:type="spellEnd"/>
-      <w:r>
-        <w:rPr>
-          <w:lang w:val="ru-RU"/>
-        </w:rPr>
-        <w:t xml:space="preserve"> в единый конспект по лекции.</w:t>
-      </w:r>
-    </w:p>
-    <w:p>
-      <w:pPr>
         <w:pStyle w:val="31"/>
         <w:rPr>
           <w:lang w:val="ru-RU"/>
         </w:rPr>
       </w:pPr>
-      <w:bookmarkStart w:id="12" w:name="_Toc223691992"/>
-      <w:r>
-        <w:rPr>
-          <w:lang w:val="ru-RU"/>
-        </w:rPr>
-        <w:t>4.1.3 Построение графа сущностей</w:t>
+      <w:bookmarkStart w:id="12" w:name="_Toc223691991"/>
+      <w:r>
+        <w:rPr>
+          <w:lang w:val="ru-RU"/>
+        </w:rPr>
+        <w:t>4.1.2 Обработка лекции и формирование конспекта</w:t>
       </w:r>
       <w:bookmarkEnd w:id="12"/>
     </w:p>
@@ -3555,13 +3359,27 @@
           <w:b/>
           <w:lang w:val="ru-RU"/>
         </w:rPr>
-        <w:t xml:space="preserve">-8. </w:t>
-      </w:r>
-      <w:r>
-        <w:rPr>
-          <w:lang w:val="ru-RU"/>
-        </w:rPr>
-        <w:t>Система должна извлекать именованные сущности (термины, персоналии, теории) и связи между ними.</w:t>
+        <w:t xml:space="preserve">-4. </w:t>
+      </w:r>
+      <w:r>
+        <w:rPr>
+          <w:lang w:val="ru-RU"/>
+        </w:rPr>
+        <w:t xml:space="preserve">Система должна извлекать аудио из видео и выполнять преобразование речи в текст (транскрипция) с сохранением </w:t>
+      </w:r>
+      <w:proofErr w:type="spellStart"/>
+      <w:r>
+        <w:rPr>
+          <w:lang w:val="ru-RU"/>
+        </w:rPr>
+        <w:t>таймкодов</w:t>
+      </w:r>
+      <w:proofErr w:type="spellEnd"/>
+      <w:r>
+        <w:rPr>
+          <w:lang w:val="ru-RU"/>
+        </w:rPr>
+        <w:t xml:space="preserve"> сегментов.</w:t>
       </w:r>
     </w:p>
     <w:p>
@@ -3581,13 +3399,13 @@
           <w:b/>
           <w:lang w:val="ru-RU"/>
         </w:rPr>
-        <w:t xml:space="preserve">-9. </w:t>
-      </w:r>
-      <w:r>
-        <w:rPr>
-          <w:lang w:val="ru-RU"/>
-        </w:rPr>
-        <w:t>Система должна отображать сущности и связи в виде интерактивного графа (масштабирование, перемещение узлов).</w:t>
+        <w:t xml:space="preserve">-5. </w:t>
+      </w:r>
+      <w:r>
+        <w:rPr>
+          <w:lang w:val="ru-RU"/>
+        </w:rPr>
+        <w:t>Система должна выполнять сегментацию текста (разбиение на смысловые/временные блоки).</w:t>
       </w:r>
     </w:p>
     <w:p>
@@ -3607,27 +3425,13 @@
           <w:b/>
           <w:lang w:val="ru-RU"/>
         </w:rPr>
-        <w:t xml:space="preserve">-10. </w:t>
-      </w:r>
-      <w:r>
-        <w:rPr>
-          <w:lang w:val="ru-RU"/>
-        </w:rPr>
-        <w:t xml:space="preserve">При выборе узла графа Система должна показывать, в какой части конспекта/транскрипции сущность упоминается (включая </w:t>
-      </w:r>
-      <w:proofErr w:type="spellStart"/>
-      <w:r>
-        <w:rPr>
-          <w:lang w:val="ru-RU"/>
-        </w:rPr>
-        <w:t>таймкод</w:t>
-      </w:r>
-      <w:proofErr w:type="spellEnd"/>
-      <w:r>
-        <w:rPr>
-          <w:lang w:val="ru-RU"/>
-        </w:rPr>
-        <w:t>).</w:t>
+        <w:t xml:space="preserve">-6. </w:t>
+      </w:r>
+      <w:r>
+        <w:rPr>
+          <w:lang w:val="ru-RU"/>
+        </w:rPr>
+        <w:t>Система должна формировать конспект на основе сегментов, выделяя главные мысли, определения, даты и выводы, и разбивать конспект на логические блоки.</w:t>
       </w:r>
     </w:p>
     <w:p>
@@ -3647,13 +3451,27 @@
           <w:b/>
           <w:lang w:val="ru-RU"/>
         </w:rPr>
-        <w:t xml:space="preserve">-11. </w:t>
-      </w:r>
-      <w:r>
-        <w:rPr>
-          <w:lang w:val="ru-RU"/>
-        </w:rPr>
-        <w:t>Пользователь должен иметь возможность задать список интересующих сущностей; если список не задан — сущности определяются автоматически.</w:t>
+        <w:t xml:space="preserve">-7. </w:t>
+      </w:r>
+      <w:r>
+        <w:rPr>
+          <w:lang w:val="ru-RU"/>
+        </w:rPr>
+        <w:t xml:space="preserve">Система должна объединять результаты </w:t>
+      </w:r>
+      <w:proofErr w:type="spellStart"/>
+      <w:r>
+        <w:rPr>
+          <w:lang w:val="ru-RU"/>
+        </w:rPr>
+        <w:t>суммаризации</w:t>
+      </w:r>
+      <w:proofErr w:type="spellEnd"/>
+      <w:r>
+        <w:rPr>
+          <w:lang w:val="ru-RU"/>
+        </w:rPr>
+        <w:t xml:space="preserve"> в единый конспект по лекции.</w:t>
       </w:r>
     </w:p>
     <w:p>
@@ -3663,24 +3481,13 @@
           <w:lang w:val="ru-RU"/>
         </w:rPr>
       </w:pPr>
-      <w:bookmarkStart w:id="13" w:name="_Toc223691993"/>
-      <w:r>
-        <w:rPr>
-          <w:lang w:val="ru-RU"/>
-        </w:rPr>
-        <w:t xml:space="preserve">4.1.4 Режимы работы </w:t>
-      </w:r>
-      <w:r>
-        <w:t>Instant</w:t>
-      </w:r>
-      <w:r>
-        <w:rPr>
-          <w:lang w:val="ru-RU"/>
-        </w:rPr>
-        <w:t xml:space="preserve"> и </w:t>
-      </w:r>
-      <w:r>
-        <w:t>Realtime</w:t>
+      <w:bookmarkStart w:id="13" w:name="_Toc223691992"/>
+      <w:r>
+        <w:rPr>
+          <w:lang w:val="ru-RU"/>
+        </w:rPr>
+        <w:lastRenderedPageBreak/>
+        <w:t>4.1.3 Построение графа сущностей</w:t>
       </w:r>
       <w:bookmarkEnd w:id="13"/>
     </w:p>
@@ -3701,45 +3508,13 @@
           <w:b/>
           <w:lang w:val="ru-RU"/>
         </w:rPr>
-        <w:t xml:space="preserve">-12. </w:t>
-      </w:r>
-      <w:r>
-        <w:rPr>
-          <w:lang w:val="ru-RU"/>
-        </w:rPr>
-        <w:t xml:space="preserve">Система должна поддерживать два режима: </w:t>
-      </w:r>
-      <w:r>
-        <w:t>Instant</w:t>
-      </w:r>
-      <w:r>
-        <w:rPr>
-          <w:lang w:val="ru-RU"/>
-        </w:rPr>
-        <w:t xml:space="preserve"> (результат после полной обработки) и </w:t>
-      </w:r>
-      <w:r>
-        <w:t>Realtime</w:t>
-      </w:r>
-      <w:r>
-        <w:rPr>
-          <w:lang w:val="ru-RU"/>
-        </w:rPr>
-        <w:t xml:space="preserve"> (результат по мере просмотра/по </w:t>
-      </w:r>
-      <w:proofErr w:type="spellStart"/>
-      <w:r>
-        <w:rPr>
-          <w:lang w:val="ru-RU"/>
-        </w:rPr>
-        <w:t>таймкодам</w:t>
-      </w:r>
-      <w:proofErr w:type="spellEnd"/>
-      <w:r>
-        <w:rPr>
-          <w:lang w:val="ru-RU"/>
-        </w:rPr>
-        <w:t>).</w:t>
+        <w:t xml:space="preserve">-8. </w:t>
+      </w:r>
+      <w:r>
+        <w:rPr>
+          <w:lang w:val="ru-RU"/>
+        </w:rPr>
+        <w:t>Система должна извлекать именованные сущности (термины, персоналии, теории) и связи между ними.</w:t>
       </w:r>
     </w:p>
     <w:p>
@@ -3759,37 +3534,106 @@
           <w:b/>
           <w:lang w:val="ru-RU"/>
         </w:rPr>
-        <w:t xml:space="preserve">-13. </w:t>
-      </w:r>
-      <w:r>
-        <w:rPr>
-          <w:lang w:val="ru-RU"/>
-        </w:rPr>
-        <w:t xml:space="preserve">В </w:t>
-      </w:r>
-      <w:r>
-        <w:t>Realtime</w:t>
-      </w:r>
-      <w:r>
-        <w:rPr>
-          <w:lang w:val="ru-RU"/>
-        </w:rPr>
-        <w:t>-режиме Система должна публиковать новые блоки конспекта и элементы графа по мере накопления транскрипции (минимум каждые 30–60 секунд или по завершении очередного сегмента).</w:t>
+        <w:t xml:space="preserve">-9. </w:t>
+      </w:r>
+      <w:r>
+        <w:rPr>
+          <w:lang w:val="ru-RU"/>
+        </w:rPr>
+        <w:t>Система должна отображать сущности и связи в виде интерактивного графа (масштабирование, перемещение узлов).</w:t>
       </w:r>
     </w:p>
     <w:p>
       <w:pPr>
+        <w:rPr>
+          <w:lang w:val="ru-RU"/>
+        </w:rPr>
+      </w:pPr>
+      <w:r>
+        <w:rPr>
+          <w:b/>
+        </w:rPr>
+        <w:t>FR</w:t>
+      </w:r>
+      <w:r>
+        <w:rPr>
+          <w:b/>
+          <w:lang w:val="ru-RU"/>
+        </w:rPr>
+        <w:t xml:space="preserve">-10. </w:t>
+      </w:r>
+      <w:r>
+        <w:rPr>
+          <w:lang w:val="ru-RU"/>
+        </w:rPr>
+        <w:t xml:space="preserve">При выборе узла графа Система должна показывать, в какой части конспекта/транскрипции сущность упоминается (включая </w:t>
+      </w:r>
+      <w:proofErr w:type="spellStart"/>
+      <w:r>
+        <w:rPr>
+          <w:lang w:val="ru-RU"/>
+        </w:rPr>
+        <w:t>таймкод</w:t>
+      </w:r>
+      <w:proofErr w:type="spellEnd"/>
+      <w:r>
+        <w:rPr>
+          <w:lang w:val="ru-RU"/>
+        </w:rPr>
+        <w:t>).</w:t>
+      </w:r>
+    </w:p>
+    <w:p>
+      <w:pPr>
+        <w:rPr>
+          <w:lang w:val="ru-RU"/>
+        </w:rPr>
+      </w:pPr>
+      <w:r>
+        <w:rPr>
+          <w:b/>
+        </w:rPr>
+        <w:t>FR</w:t>
+      </w:r>
+      <w:r>
+        <w:rPr>
+          <w:b/>
+          <w:lang w:val="ru-RU"/>
+        </w:rPr>
+        <w:t xml:space="preserve">-11. </w:t>
+      </w:r>
+      <w:r>
+        <w:rPr>
+          <w:lang w:val="ru-RU"/>
+        </w:rPr>
+        <w:t>Пользователь должен иметь возможность задать список интересующих сущностей; если список не задан — сущности определяются автоматически.</w:t>
+      </w:r>
+    </w:p>
+    <w:p>
+      <w:pPr>
         <w:pStyle w:val="31"/>
         <w:rPr>
           <w:lang w:val="ru-RU"/>
         </w:rPr>
       </w:pPr>
-      <w:bookmarkStart w:id="14" w:name="_Toc223691994"/>
-      <w:r>
-        <w:rPr>
-          <w:lang w:val="ru-RU"/>
-        </w:rPr>
-        <w:t>4.1.5 Расширяющая информация (обогащение)</w:t>
+      <w:bookmarkStart w:id="14" w:name="_Toc223691993"/>
+      <w:r>
+        <w:rPr>
+          <w:lang w:val="ru-RU"/>
+        </w:rPr>
+        <w:t xml:space="preserve">4.1.4 Режимы работы </w:t>
+      </w:r>
+      <w:r>
+        <w:t>Instant</w:t>
+      </w:r>
+      <w:r>
+        <w:rPr>
+          <w:lang w:val="ru-RU"/>
+        </w:rPr>
+        <w:t xml:space="preserve"> и </w:t>
+      </w:r>
+      <w:r>
+        <w:t>Realtime</w:t>
       </w:r>
       <w:bookmarkEnd w:id="14"/>
     </w:p>
@@ -3810,13 +3654,45 @@
           <w:b/>
           <w:lang w:val="ru-RU"/>
         </w:rPr>
-        <w:t xml:space="preserve">-14. </w:t>
-      </w:r>
-      <w:r>
-        <w:rPr>
-          <w:lang w:val="ru-RU"/>
-        </w:rPr>
-        <w:t>Система должна предоставлять опцию (галочку) для графа: добавление расширяющей информации, отсутствующей в лекции, но связанной с выделенными сущностями.</w:t>
+        <w:t xml:space="preserve">-12. </w:t>
+      </w:r>
+      <w:r>
+        <w:rPr>
+          <w:lang w:val="ru-RU"/>
+        </w:rPr>
+        <w:t xml:space="preserve">Система должна поддерживать два режима: </w:t>
+      </w:r>
+      <w:r>
+        <w:t>Instant</w:t>
+      </w:r>
+      <w:r>
+        <w:rPr>
+          <w:lang w:val="ru-RU"/>
+        </w:rPr>
+        <w:t xml:space="preserve"> (результат после полной обработки) и </w:t>
+      </w:r>
+      <w:r>
+        <w:t>Realtime</w:t>
+      </w:r>
+      <w:r>
+        <w:rPr>
+          <w:lang w:val="ru-RU"/>
+        </w:rPr>
+        <w:t xml:space="preserve"> (результат по мере просмотра/по </w:t>
+      </w:r>
+      <w:proofErr w:type="spellStart"/>
+      <w:r>
+        <w:rPr>
+          <w:lang w:val="ru-RU"/>
+        </w:rPr>
+        <w:t>таймкодам</w:t>
+      </w:r>
+      <w:proofErr w:type="spellEnd"/>
+      <w:r>
+        <w:rPr>
+          <w:lang w:val="ru-RU"/>
+        </w:rPr>
+        <w:t>).</w:t>
       </w:r>
     </w:p>
     <w:p>
@@ -3836,63 +3712,37 @@
           <w:b/>
           <w:lang w:val="ru-RU"/>
         </w:rPr>
-        <w:t xml:space="preserve">-15. </w:t>
-      </w:r>
-      <w:r>
-        <w:rPr>
-          <w:lang w:val="ru-RU"/>
-        </w:rPr>
-        <w:t>Система должна предоставлять опцию (галочку) для конспекта: добавление расширяющей информации, отсутствующей в лекции, но связанной с темой.</w:t>
+        <w:t xml:space="preserve">-13. </w:t>
+      </w:r>
+      <w:r>
+        <w:rPr>
+          <w:lang w:val="ru-RU"/>
+        </w:rPr>
+        <w:t xml:space="preserve">В </w:t>
+      </w:r>
+      <w:r>
+        <w:t>Realtime</w:t>
+      </w:r>
+      <w:r>
+        <w:rPr>
+          <w:lang w:val="ru-RU"/>
+        </w:rPr>
+        <w:t>-режиме Система должна публиковать новые блоки конспекта и элементы графа по мере накопления транскрипции (минимум каждые 30–60 секунд или по завершении очередного сегмента).</w:t>
       </w:r>
     </w:p>
     <w:p>
       <w:pPr>
-        <w:rPr>
-          <w:lang w:val="ru-RU"/>
-        </w:rPr>
-      </w:pPr>
-      <w:r>
-        <w:rPr>
-          <w:b/>
-        </w:rPr>
-        <w:t>FR</w:t>
-      </w:r>
-      <w:r>
-        <w:rPr>
-          <w:b/>
-          <w:lang w:val="ru-RU"/>
-        </w:rPr>
-        <w:t xml:space="preserve">-16. </w:t>
-      </w:r>
-      <w:r>
-        <w:rPr>
-          <w:lang w:val="ru-RU"/>
-        </w:rPr>
-        <w:t>Расширяющая информация должна маркироваться как «</w:t>
-      </w:r>
-      <w:r>
-        <w:t>enriched</w:t>
-      </w:r>
-      <w:r>
-        <w:rPr>
-          <w:lang w:val="ru-RU"/>
-        </w:rPr>
-        <w:t>» и визуально отделяться от информации из лекции.</w:t>
-      </w:r>
-    </w:p>
-    <w:p>
-      <w:pPr>
         <w:pStyle w:val="31"/>
         <w:rPr>
           <w:lang w:val="ru-RU"/>
         </w:rPr>
       </w:pPr>
-      <w:bookmarkStart w:id="15" w:name="_Toc223691995"/>
-      <w:r>
-        <w:rPr>
-          <w:lang w:val="ru-RU"/>
-        </w:rPr>
-        <w:t>4.1.6 Хранение, история и избранное</w:t>
+      <w:bookmarkStart w:id="15" w:name="_Toc223691994"/>
+      <w:r>
+        <w:rPr>
+          <w:lang w:val="ru-RU"/>
+        </w:rPr>
+        <w:t>4.1.5 Расширяющая информация (обогащение)</w:t>
       </w:r>
       <w:bookmarkEnd w:id="15"/>
     </w:p>
@@ -3913,13 +3763,13 @@
           <w:b/>
           <w:lang w:val="ru-RU"/>
         </w:rPr>
-        <w:t xml:space="preserve">-17. </w:t>
-      </w:r>
-      <w:r>
-        <w:rPr>
-          <w:lang w:val="ru-RU"/>
-        </w:rPr>
-        <w:t>Система должна хранить информацию в собственной базе данных: параметры объектов (пользователь, лекция, транскрипт, конспект, граф) и разнородные данные (например, превью/картинки + метаданные).</w:t>
+        <w:t xml:space="preserve">-14. </w:t>
+      </w:r>
+      <w:r>
+        <w:rPr>
+          <w:lang w:val="ru-RU"/>
+        </w:rPr>
+        <w:t>Система должна предоставлять опцию (галочку) для графа: добавление расширяющей информации, отсутствующей в лекции, но связанной с выделенными сущностями.</w:t>
       </w:r>
     </w:p>
     <w:p>
@@ -3939,13 +3789,13 @@
           <w:b/>
           <w:lang w:val="ru-RU"/>
         </w:rPr>
-        <w:t xml:space="preserve">-18. </w:t>
-      </w:r>
-      <w:r>
-        <w:rPr>
-          <w:lang w:val="ru-RU"/>
-        </w:rPr>
-        <w:t>Система должна реализовать список «История» просмотров лекций пользователя.</w:t>
+        <w:t xml:space="preserve">-15. </w:t>
+      </w:r>
+      <w:r>
+        <w:rPr>
+          <w:lang w:val="ru-RU"/>
+        </w:rPr>
+        <w:t>Система должна предоставлять опцию (галочку) для конспекта: добавление расширяющей информации, отсутствующей в лекции, но связанной с темой.</w:t>
       </w:r>
     </w:p>
     <w:p>
@@ -3965,13 +3815,22 @@
           <w:b/>
           <w:lang w:val="ru-RU"/>
         </w:rPr>
-        <w:t xml:space="preserve">-19. </w:t>
-      </w:r>
-      <w:r>
-        <w:rPr>
-          <w:lang w:val="ru-RU"/>
-        </w:rPr>
-        <w:t>Система должна реализовать список «Избранное» для лекций пользователя.</w:t>
+        <w:t xml:space="preserve">-16. </w:t>
+      </w:r>
+      <w:r>
+        <w:rPr>
+          <w:lang w:val="ru-RU"/>
+        </w:rPr>
+        <w:t>Расширяющая информация должна маркироваться как «</w:t>
+      </w:r>
+      <w:r>
+        <w:t>enriched</w:t>
+      </w:r>
+      <w:r>
+        <w:rPr>
+          <w:lang w:val="ru-RU"/>
+        </w:rPr>
+        <w:t>» и визуально отделяться от информации из лекции.</w:t>
       </w:r>
     </w:p>
     <w:p>
@@ -3981,13 +3840,12 @@
           <w:lang w:val="ru-RU"/>
         </w:rPr>
       </w:pPr>
-      <w:bookmarkStart w:id="16" w:name="_Toc223691996"/>
-      <w:r>
-        <w:rPr>
-          <w:lang w:val="ru-RU"/>
-        </w:rPr>
-        <w:lastRenderedPageBreak/>
-        <w:t>4.1.7 Администрирование</w:t>
+      <w:bookmarkStart w:id="16" w:name="_Toc223691995"/>
+      <w:r>
+        <w:rPr>
+          <w:lang w:val="ru-RU"/>
+        </w:rPr>
+        <w:t>4.1.6 Хранение, история и избранное</w:t>
       </w:r>
       <w:bookmarkEnd w:id="16"/>
     </w:p>
@@ -4008,22 +3866,13 @@
           <w:b/>
           <w:lang w:val="ru-RU"/>
         </w:rPr>
-        <w:t xml:space="preserve">-20. </w:t>
-      </w:r>
-      <w:r>
-        <w:rPr>
-          <w:lang w:val="ru-RU"/>
-        </w:rPr>
-        <w:t xml:space="preserve">Система должна обеспечивать закрытый доступ к админ-функционалу только для разрешённых пользователей (роль </w:t>
-      </w:r>
-      <w:r>
-        <w:t>Admin</w:t>
-      </w:r>
-      <w:r>
-        <w:rPr>
-          <w:lang w:val="ru-RU"/>
-        </w:rPr>
-        <w:t>).</w:t>
+        <w:t xml:space="preserve">-17. </w:t>
+      </w:r>
+      <w:r>
+        <w:rPr>
+          <w:lang w:val="ru-RU"/>
+        </w:rPr>
+        <w:t>Система должна хранить информацию в собственной базе данных: параметры объектов (пользователь, лекция, транскрипт, конспект, граф) и разнородные данные (например, превью/картинки + метаданные).</w:t>
       </w:r>
     </w:p>
     <w:p>
@@ -4043,13 +3892,13 @@
           <w:b/>
           <w:lang w:val="ru-RU"/>
         </w:rPr>
-        <w:t xml:space="preserve">-21. </w:t>
-      </w:r>
-      <w:r>
-        <w:rPr>
-          <w:lang w:val="ru-RU"/>
-        </w:rPr>
-        <w:t>Администратор должен иметь возможность добавлять новых пользователей и управлять их активностью (активен/деактивирован).</w:t>
+        <w:t xml:space="preserve">-18. </w:t>
+      </w:r>
+      <w:r>
+        <w:rPr>
+          <w:lang w:val="ru-RU"/>
+        </w:rPr>
+        <w:t>Система должна реализовать список «История» просмотров лекций пользователя.</w:t>
       </w:r>
     </w:p>
     <w:p>
@@ -4069,92 +3918,28 @@
           <w:b/>
           <w:lang w:val="ru-RU"/>
         </w:rPr>
-        <w:t xml:space="preserve">-22. </w:t>
-      </w:r>
-      <w:r>
-        <w:rPr>
-          <w:lang w:val="ru-RU"/>
-        </w:rPr>
-        <w:t>Администратор должен иметь доступ к статистике по новым пользователям за период (график, интервал выбирается админом).</w:t>
+        <w:t xml:space="preserve">-19. </w:t>
+      </w:r>
+      <w:r>
+        <w:rPr>
+          <w:lang w:val="ru-RU"/>
+        </w:rPr>
+        <w:t>Система должна реализовать список «Избранное» для лекций пользователя.</w:t>
       </w:r>
     </w:p>
     <w:p>
       <w:pPr>
-        <w:rPr>
-          <w:lang w:val="ru-RU"/>
-        </w:rPr>
-      </w:pPr>
-      <w:r>
-        <w:rPr>
-          <w:b/>
-        </w:rPr>
-        <w:t>FR</w:t>
-      </w:r>
-      <w:r>
-        <w:rPr>
-          <w:b/>
-          <w:lang w:val="ru-RU"/>
-        </w:rPr>
-        <w:t xml:space="preserve">-23. </w:t>
-      </w:r>
-      <w:r>
-        <w:rPr>
-          <w:lang w:val="ru-RU"/>
-        </w:rPr>
-        <w:t>Администратор должен иметь доступ к статистике посещений (для конкретного пользователя и для всех пользователей) за период (график, интервал выбирается админом).</w:t>
-      </w:r>
-    </w:p>
-    <w:p>
-      <w:pPr>
-        <w:rPr>
-          <w:lang w:val="ru-RU"/>
-        </w:rPr>
-      </w:pPr>
-      <w:r>
-        <w:rPr>
-          <w:b/>
-        </w:rPr>
-        <w:t>FR</w:t>
-      </w:r>
-      <w:r>
-        <w:rPr>
-          <w:b/>
-          <w:lang w:val="ru-RU"/>
-        </w:rPr>
-        <w:t xml:space="preserve">-24. </w:t>
-      </w:r>
-      <w:r>
-        <w:rPr>
-          <w:lang w:val="ru-RU"/>
-        </w:rPr>
-        <w:t>Администратор должен иметь возможность просматривать статистику по данным, хранимым в БД (количество лекций, объёмы медиа, топ сущностей и т.п.).</w:t>
-      </w:r>
-    </w:p>
-    <w:p>
-      <w:pPr>
         <w:pStyle w:val="31"/>
         <w:rPr>
           <w:lang w:val="ru-RU"/>
         </w:rPr>
       </w:pPr>
-      <w:bookmarkStart w:id="17" w:name="_Toc223691997"/>
-      <w:r>
-        <w:rPr>
-          <w:lang w:val="ru-RU"/>
-        </w:rPr>
-        <w:t xml:space="preserve">4.1.8 Взаимодействие через </w:t>
-      </w:r>
-      <w:r>
-        <w:t>Web</w:t>
-      </w:r>
-      <w:r>
-        <w:rPr>
-          <w:lang w:val="ru-RU"/>
-        </w:rPr>
-        <w:t xml:space="preserve"> и </w:t>
-      </w:r>
-      <w:r>
-        <w:t>Telegram</w:t>
+      <w:bookmarkStart w:id="17" w:name="_Toc223691996"/>
+      <w:r>
+        <w:rPr>
+          <w:lang w:val="ru-RU"/>
+        </w:rPr>
+        <w:t>4.1.7 Администрирование</w:t>
       </w:r>
       <w:bookmarkEnd w:id="17"/>
     </w:p>
@@ -4175,22 +3960,22 @@
           <w:b/>
           <w:lang w:val="ru-RU"/>
         </w:rPr>
-        <w:t xml:space="preserve">-25. </w:t>
-      </w:r>
-      <w:r>
-        <w:rPr>
-          <w:lang w:val="ru-RU"/>
-        </w:rPr>
-        <w:t xml:space="preserve">Система должна предоставлять </w:t>
-      </w:r>
-      <w:r>
-        <w:t>web</w:t>
-      </w:r>
-      <w:r>
-        <w:rPr>
-          <w:lang w:val="ru-RU"/>
-        </w:rPr>
-        <w:t>-интерфейс для выполнения полного функционала (кнопками/формами).</w:t>
+        <w:t xml:space="preserve">-20. </w:t>
+      </w:r>
+      <w:r>
+        <w:rPr>
+          <w:lang w:val="ru-RU"/>
+        </w:rPr>
+        <w:t xml:space="preserve">Система должна обеспечивать закрытый доступ к админ-функционалу только для разрешённых пользователей (роль </w:t>
+      </w:r>
+      <w:r>
+        <w:t>Admin</w:t>
+      </w:r>
+      <w:r>
+        <w:rPr>
+          <w:lang w:val="ru-RU"/>
+        </w:rPr>
+        <w:t>).</w:t>
       </w:r>
     </w:p>
     <w:p>
@@ -4210,22 +3995,13 @@
           <w:b/>
           <w:lang w:val="ru-RU"/>
         </w:rPr>
-        <w:t xml:space="preserve">-26. </w:t>
-      </w:r>
-      <w:r>
-        <w:rPr>
-          <w:lang w:val="ru-RU"/>
-        </w:rPr>
-        <w:t xml:space="preserve">Система должна предоставлять </w:t>
-      </w:r>
-      <w:r>
-        <w:t>Telegram</w:t>
-      </w:r>
-      <w:r>
-        <w:rPr>
-          <w:lang w:val="ru-RU"/>
-        </w:rPr>
-        <w:t>-бота для выполнения полного функционала (кнопками и командами).</w:t>
+        <w:t xml:space="preserve">-21. </w:t>
+      </w:r>
+      <w:r>
+        <w:rPr>
+          <w:lang w:val="ru-RU"/>
+        </w:rPr>
+        <w:t>Администратор должен иметь возможность добавлять новых пользователей и управлять их активностью (активен/деактивирован).</w:t>
       </w:r>
     </w:p>
     <w:p>
@@ -4238,6 +4014,7 @@
         <w:rPr>
           <w:b/>
         </w:rPr>
+        <w:lastRenderedPageBreak/>
         <w:t>FR</w:t>
       </w:r>
       <w:r>
@@ -4245,28 +4022,92 @@
           <w:b/>
           <w:lang w:val="ru-RU"/>
         </w:rPr>
-        <w:t xml:space="preserve">-27. </w:t>
-      </w:r>
-      <w:r>
-        <w:rPr>
-          <w:lang w:val="ru-RU"/>
-        </w:rPr>
-        <w:t>Интерфейс не должен зависать во время обработки; должен присутствовать индикатор прогресса.</w:t>
+        <w:t xml:space="preserve">-22. </w:t>
+      </w:r>
+      <w:r>
+        <w:rPr>
+          <w:lang w:val="ru-RU"/>
+        </w:rPr>
+        <w:t>Администратор должен иметь доступ к статистике по новым пользователям за период (график, интервал выбирается админом).</w:t>
       </w:r>
     </w:p>
     <w:p>
       <w:pPr>
+        <w:rPr>
+          <w:lang w:val="ru-RU"/>
+        </w:rPr>
+      </w:pPr>
+      <w:r>
+        <w:rPr>
+          <w:b/>
+        </w:rPr>
+        <w:t>FR</w:t>
+      </w:r>
+      <w:r>
+        <w:rPr>
+          <w:b/>
+          <w:lang w:val="ru-RU"/>
+        </w:rPr>
+        <w:t xml:space="preserve">-23. </w:t>
+      </w:r>
+      <w:r>
+        <w:rPr>
+          <w:lang w:val="ru-RU"/>
+        </w:rPr>
+        <w:t>Администратор должен иметь доступ к статистике посещений (для конкретного пользователя и для всех пользователей) за период (график, интервал выбирается админом).</w:t>
+      </w:r>
+    </w:p>
+    <w:p>
+      <w:pPr>
+        <w:rPr>
+          <w:lang w:val="ru-RU"/>
+        </w:rPr>
+      </w:pPr>
+      <w:r>
+        <w:rPr>
+          <w:b/>
+        </w:rPr>
+        <w:t>FR</w:t>
+      </w:r>
+      <w:r>
+        <w:rPr>
+          <w:b/>
+          <w:lang w:val="ru-RU"/>
+        </w:rPr>
+        <w:t xml:space="preserve">-24. </w:t>
+      </w:r>
+      <w:r>
+        <w:rPr>
+          <w:lang w:val="ru-RU"/>
+        </w:rPr>
+        <w:t>Администратор должен иметь возможность просматривать статистику по данным, хранимым в БД (количество лекций, объёмы медиа, топ сущностей и т.п.).</w:t>
+      </w:r>
+    </w:p>
+    <w:p>
+      <w:pPr>
         <w:pStyle w:val="31"/>
         <w:rPr>
           <w:lang w:val="ru-RU"/>
         </w:rPr>
       </w:pPr>
-      <w:bookmarkStart w:id="18" w:name="_Toc223691998"/>
-      <w:r>
-        <w:rPr>
-          <w:lang w:val="ru-RU"/>
-        </w:rPr>
-        <w:t>4.1.9 Экспорт и сохранение результатов</w:t>
+      <w:bookmarkStart w:id="18" w:name="_Toc223691997"/>
+      <w:r>
+        <w:rPr>
+          <w:lang w:val="ru-RU"/>
+        </w:rPr>
+        <w:t xml:space="preserve">4.1.8 Взаимодействие через </w:t>
+      </w:r>
+      <w:r>
+        <w:t>Web</w:t>
+      </w:r>
+      <w:r>
+        <w:rPr>
+          <w:lang w:val="ru-RU"/>
+        </w:rPr>
+        <w:t xml:space="preserve"> и </w:t>
+      </w:r>
+      <w:r>
+        <w:t>Telegram</w:t>
       </w:r>
       <w:bookmarkEnd w:id="18"/>
     </w:p>
@@ -4287,73 +4128,98 @@
           <w:b/>
           <w:lang w:val="ru-RU"/>
         </w:rPr>
-        <w:t xml:space="preserve">-28. </w:t>
-      </w:r>
-      <w:r>
-        <w:rPr>
-          <w:lang w:val="ru-RU"/>
-        </w:rPr>
-        <w:t>Система должна поддерживать сохранение и экспорт конспекта (</w:t>
-      </w:r>
-      <w:r>
-        <w:t>Markdown</w:t>
-      </w:r>
-      <w:r>
-        <w:rPr>
-          <w:lang w:val="ru-RU"/>
-        </w:rPr>
-        <w:t>/</w:t>
-      </w:r>
-      <w:r>
-        <w:t>PDF</w:t>
-      </w:r>
-      <w:r>
-        <w:rPr>
-          <w:lang w:val="ru-RU"/>
-        </w:rPr>
-        <w:t>/</w:t>
-      </w:r>
-      <w:r>
-        <w:t>JSON</w:t>
-      </w:r>
-      <w:r>
-        <w:rPr>
-          <w:lang w:val="ru-RU"/>
-        </w:rPr>
-        <w:t>) и графа (</w:t>
-      </w:r>
-      <w:r>
-        <w:t>JSON</w:t>
-      </w:r>
-      <w:r>
-        <w:rPr>
-          <w:lang w:val="ru-RU"/>
-        </w:rPr>
-        <w:t xml:space="preserve"> и изображение для </w:t>
-      </w:r>
-      <w:r>
-        <w:t>Telegram</w:t>
-      </w:r>
-      <w:r>
-        <w:rPr>
-          <w:lang w:val="ru-RU"/>
-        </w:rPr>
-        <w:t>).</w:t>
+        <w:t xml:space="preserve">-25. </w:t>
+      </w:r>
+      <w:r>
+        <w:rPr>
+          <w:lang w:val="ru-RU"/>
+        </w:rPr>
+        <w:t xml:space="preserve">Система должна предоставлять </w:t>
+      </w:r>
+      <w:r>
+        <w:t>web</w:t>
+      </w:r>
+      <w:r>
+        <w:rPr>
+          <w:lang w:val="ru-RU"/>
+        </w:rPr>
+        <w:t>-интерфейс для выполнения полного функционала (кнопками/формами).</w:t>
       </w:r>
     </w:p>
     <w:p>
       <w:pPr>
+        <w:rPr>
+          <w:lang w:val="ru-RU"/>
+        </w:rPr>
+      </w:pPr>
+      <w:r>
+        <w:rPr>
+          <w:b/>
+        </w:rPr>
+        <w:t>FR</w:t>
+      </w:r>
+      <w:r>
+        <w:rPr>
+          <w:b/>
+          <w:lang w:val="ru-RU"/>
+        </w:rPr>
+        <w:t xml:space="preserve">-26. </w:t>
+      </w:r>
+      <w:r>
+        <w:rPr>
+          <w:lang w:val="ru-RU"/>
+        </w:rPr>
+        <w:t xml:space="preserve">Система должна предоставлять </w:t>
+      </w:r>
+      <w:r>
+        <w:t>Telegram</w:t>
+      </w:r>
+      <w:r>
+        <w:rPr>
+          <w:lang w:val="ru-RU"/>
+        </w:rPr>
+        <w:t>-бота для выполнения полного функционала (кнопками и командами).</w:t>
+      </w:r>
+    </w:p>
+    <w:p>
+      <w:pPr>
+        <w:rPr>
+          <w:lang w:val="ru-RU"/>
+        </w:rPr>
+      </w:pPr>
+      <w:r>
+        <w:rPr>
+          <w:b/>
+        </w:rPr>
+        <w:t>FR</w:t>
+      </w:r>
+      <w:r>
+        <w:rPr>
+          <w:b/>
+          <w:lang w:val="ru-RU"/>
+        </w:rPr>
+        <w:t xml:space="preserve">-27. </w:t>
+      </w:r>
+      <w:r>
+        <w:rPr>
+          <w:lang w:val="ru-RU"/>
+        </w:rPr>
+        <w:t>Интерфейс не должен зависать во время обработки; должен присутствовать индикатор прогресса.</w:t>
+      </w:r>
+    </w:p>
+    <w:p>
+      <w:pPr>
         <w:pStyle w:val="31"/>
         <w:rPr>
           <w:lang w:val="ru-RU"/>
         </w:rPr>
       </w:pPr>
-      <w:bookmarkStart w:id="19" w:name="_Toc223691999"/>
-      <w:r>
-        <w:rPr>
-          <w:lang w:val="ru-RU"/>
-        </w:rPr>
-        <w:t>4.1.10 Оценка точности</w:t>
+      <w:bookmarkStart w:id="19" w:name="_Toc223691998"/>
+      <w:r>
+        <w:rPr>
+          <w:lang w:val="ru-RU"/>
+        </w:rPr>
+        <w:t>4.1.9 Экспорт и сохранение результатов</w:t>
       </w:r>
       <w:bookmarkEnd w:id="19"/>
     </w:p>
@@ -4374,16 +4240,16 @@
           <w:b/>
           <w:lang w:val="ru-RU"/>
         </w:rPr>
-        <w:t xml:space="preserve">-29. </w:t>
-      </w:r>
-      <w:r>
-        <w:rPr>
-          <w:lang w:val="ru-RU"/>
-        </w:rPr>
-        <w:t xml:space="preserve">Система должна предоставлять механизм оценки точности извлечения сущностей на эталонном наборе данных (не менее 20 текстов) с расчётом </w:t>
-      </w:r>
-      <w:r>
-        <w:t>Precision</w:t>
+        <w:t xml:space="preserve">-28. </w:t>
+      </w:r>
+      <w:r>
+        <w:rPr>
+          <w:lang w:val="ru-RU"/>
+        </w:rPr>
+        <w:t>Система должна поддерживать сохранение и экспорт конспекта (</w:t>
+      </w:r>
+      <w:r>
+        <w:t>Markdown</w:t>
       </w:r>
       <w:r>
         <w:rPr>
@@ -4392,7 +4258,7 @@
         <w:t>/</w:t>
       </w:r>
       <w:r>
-        <w:t>Recall</w:t>
+        <w:t>PDF</w:t>
       </w:r>
       <w:r>
         <w:rPr>
@@ -4401,28 +4267,46 @@
         <w:t>/</w:t>
       </w:r>
       <w:r>
-        <w:t>F</w:t>
-      </w:r>
-      <w:r>
-        <w:rPr>
-          <w:lang w:val="ru-RU"/>
-        </w:rPr>
-        <w:t>1 и формированием отчёта для администратора.</w:t>
+        <w:t>JSON</w:t>
+      </w:r>
+      <w:r>
+        <w:rPr>
+          <w:lang w:val="ru-RU"/>
+        </w:rPr>
+        <w:t>) и графа (</w:t>
+      </w:r>
+      <w:r>
+        <w:t>JSON</w:t>
+      </w:r>
+      <w:r>
+        <w:rPr>
+          <w:lang w:val="ru-RU"/>
+        </w:rPr>
+        <w:t xml:space="preserve"> и изображение для </w:t>
+      </w:r>
+      <w:r>
+        <w:t>Telegram</w:t>
+      </w:r>
+      <w:r>
+        <w:rPr>
+          <w:lang w:val="ru-RU"/>
+        </w:rPr>
+        <w:t>).</w:t>
       </w:r>
     </w:p>
     <w:p>
       <w:pPr>
-        <w:pStyle w:val="21"/>
-        <w:rPr>
-          <w:lang w:val="ru-RU"/>
-        </w:rPr>
-      </w:pPr>
-      <w:bookmarkStart w:id="20" w:name="_Toc223692000"/>
-      <w:r>
-        <w:rPr>
-          <w:lang w:val="ru-RU"/>
-        </w:rPr>
-        <w:t>4.2 Требования к надежности</w:t>
+        <w:pStyle w:val="31"/>
+        <w:rPr>
+          <w:lang w:val="ru-RU"/>
+        </w:rPr>
+      </w:pPr>
+      <w:bookmarkStart w:id="20" w:name="_Toc223691999"/>
+      <w:r>
+        <w:rPr>
+          <w:lang w:val="ru-RU"/>
+        </w:rPr>
+        <w:t>4.1.10 Оценка точности</w:t>
       </w:r>
       <w:bookmarkEnd w:id="20"/>
     </w:p>
@@ -4436,94 +4320,163 @@
         <w:rPr>
           <w:b/>
         </w:rPr>
-        <w:t>NFR</w:t>
+        <w:t>FR</w:t>
       </w:r>
       <w:r>
         <w:rPr>
           <w:b/>
           <w:lang w:val="ru-RU"/>
         </w:rPr>
-        <w:t xml:space="preserve">-1. </w:t>
-      </w:r>
-      <w:r>
-        <w:rPr>
-          <w:lang w:val="ru-RU"/>
-        </w:rPr>
-        <w:t xml:space="preserve">Система должна обеспечивать бесперебойную работу в многопользовательском режиме: сбой обработки одной лекции не должен останавливать работу </w:t>
-      </w:r>
-      <w:r>
-        <w:t>web</w:t>
-      </w:r>
-      <w:r>
-        <w:rPr>
-          <w:lang w:val="ru-RU"/>
-        </w:rPr>
-        <w:t>/бота для других пользователей.</w:t>
+        <w:t xml:space="preserve">-29. </w:t>
+      </w:r>
+      <w:r>
+        <w:rPr>
+          <w:lang w:val="ru-RU"/>
+        </w:rPr>
+        <w:t xml:space="preserve">Система должна предоставлять механизм оценки точности извлечения сущностей на эталонном наборе данных (не менее 20 текстов) с расчётом </w:t>
+      </w:r>
+      <w:r>
+        <w:t>Precision</w:t>
+      </w:r>
+      <w:r>
+        <w:rPr>
+          <w:lang w:val="ru-RU"/>
+        </w:rPr>
+        <w:t>/</w:t>
+      </w:r>
+      <w:r>
+        <w:t>Recall</w:t>
+      </w:r>
+      <w:r>
+        <w:rPr>
+          <w:lang w:val="ru-RU"/>
+        </w:rPr>
+        <w:t>/</w:t>
+      </w:r>
+      <w:r>
+        <w:t>F</w:t>
+      </w:r>
+      <w:r>
+        <w:rPr>
+          <w:lang w:val="ru-RU"/>
+        </w:rPr>
+        <w:t>1 и формированием отчёта для администратора.</w:t>
       </w:r>
     </w:p>
     <w:p>
       <w:pPr>
-        <w:rPr>
-          <w:lang w:val="ru-RU"/>
-        </w:rPr>
-      </w:pPr>
-      <w:r>
-        <w:rPr>
-          <w:b/>
-        </w:rPr>
-        <w:t>NFR</w:t>
-      </w:r>
-      <w:r>
-        <w:rPr>
-          <w:b/>
-          <w:lang w:val="ru-RU"/>
-        </w:rPr>
-        <w:t xml:space="preserve">-2. </w:t>
-      </w:r>
-      <w:r>
-        <w:rPr>
-          <w:lang w:val="ru-RU"/>
-        </w:rPr>
-        <w:t>При ошибках обработки (</w:t>
-      </w:r>
-      <w:proofErr w:type="spellStart"/>
-      <w:r>
-        <w:rPr>
-          <w:lang w:val="ru-RU"/>
-        </w:rPr>
-        <w:t>невалидный</w:t>
-      </w:r>
-      <w:proofErr w:type="spellEnd"/>
-      <w:r>
-        <w:rPr>
-          <w:lang w:val="ru-RU"/>
-        </w:rPr>
-        <w:t xml:space="preserve"> </w:t>
-      </w:r>
-      <w:r>
-        <w:t>URL</w:t>
-      </w:r>
-      <w:r>
-        <w:rPr>
-          <w:lang w:val="ru-RU"/>
-        </w:rPr>
-        <w:t>, неподдерживаемый файл, сбой внешнего сервиса) Система должна переводить лекцию в статус «</w:t>
-      </w:r>
-      <w:r>
-        <w:t>error</w:t>
-      </w:r>
-      <w:r>
-        <w:rPr>
-          <w:lang w:val="ru-RU"/>
-        </w:rPr>
-        <w:t>» и предоставлять пользователю понятное сообщение об ошибке.</w:t>
-      </w:r>
+        <w:pStyle w:val="21"/>
+        <w:rPr>
+          <w:lang w:val="ru-RU"/>
+        </w:rPr>
+      </w:pPr>
+      <w:bookmarkStart w:id="21" w:name="_Toc223692000"/>
+      <w:r>
+        <w:rPr>
+          <w:lang w:val="ru-RU"/>
+        </w:rPr>
+        <w:t>4.2 Требования к надежности</w:t>
+      </w:r>
+      <w:bookmarkEnd w:id="21"/>
     </w:p>
     <w:p>
       <w:pPr>
+        <w:rPr>
+          <w:lang w:val="ru-RU"/>
+        </w:rPr>
+      </w:pPr>
+      <w:r>
+        <w:rPr>
+          <w:b/>
+        </w:rPr>
+        <w:t>NFR</w:t>
+      </w:r>
+      <w:r>
+        <w:rPr>
+          <w:b/>
+          <w:lang w:val="ru-RU"/>
+        </w:rPr>
+        <w:t xml:space="preserve">-1. </w:t>
+      </w:r>
+      <w:r>
+        <w:rPr>
+          <w:lang w:val="ru-RU"/>
+        </w:rPr>
+        <w:t xml:space="preserve">Система должна обеспечивать бесперебойную работу в многопользовательском режиме: сбой обработки одной лекции не должен останавливать работу </w:t>
+      </w:r>
+      <w:r>
+        <w:t>web</w:t>
+      </w:r>
+      <w:r>
+        <w:rPr>
+          <w:lang w:val="ru-RU"/>
+        </w:rPr>
+        <w:t>/бота для других пользователей.</w:t>
+      </w:r>
+    </w:p>
+    <w:p>
+      <w:pPr>
+        <w:rPr>
+          <w:lang w:val="ru-RU"/>
+        </w:rPr>
+      </w:pPr>
+      <w:r>
+        <w:rPr>
+          <w:b/>
+        </w:rPr>
+        <w:t>NFR</w:t>
+      </w:r>
+      <w:r>
+        <w:rPr>
+          <w:b/>
+          <w:lang w:val="ru-RU"/>
+        </w:rPr>
+        <w:t xml:space="preserve">-2. </w:t>
+      </w:r>
+      <w:r>
+        <w:rPr>
+          <w:lang w:val="ru-RU"/>
+        </w:rPr>
+        <w:t>При ошибках обработки (</w:t>
+      </w:r>
+      <w:proofErr w:type="spellStart"/>
+      <w:r>
+        <w:rPr>
+          <w:lang w:val="ru-RU"/>
+        </w:rPr>
+        <w:t>невалидный</w:t>
+      </w:r>
+      <w:proofErr w:type="spellEnd"/>
+      <w:r>
+        <w:rPr>
+          <w:lang w:val="ru-RU"/>
+        </w:rPr>
+        <w:t xml:space="preserve"> </w:t>
+      </w:r>
+      <w:r>
+        <w:t>URL</w:t>
+      </w:r>
+      <w:r>
+        <w:rPr>
+          <w:lang w:val="ru-RU"/>
+        </w:rPr>
+        <w:t>, неподдерживаемый файл, сбой внешнего сервиса) Система должна переводить лекцию в статус «</w:t>
+      </w:r>
+      <w:r>
+        <w:t>error</w:t>
+      </w:r>
+      <w:r>
+        <w:rPr>
+          <w:lang w:val="ru-RU"/>
+        </w:rPr>
+        <w:t>» и предоставлять пользователю понятное сообщение об ошибке.</w:t>
+      </w:r>
+    </w:p>
+    <w:p>
+      <w:pPr>
         <w:pStyle w:val="21"/>
       </w:pPr>
-      <w:bookmarkStart w:id="21" w:name="_Toc223692001"/>
+      <w:bookmarkStart w:id="22" w:name="_Toc223692001"/>
       <w:r>
         <w:t xml:space="preserve">4.3 </w:t>
       </w:r>
@@ -4539,7 +4492,7 @@
       <w:r>
         <w:t>эксплуатации</w:t>
       </w:r>
-      <w:bookmarkEnd w:id="21"/>
+      <w:bookmarkEnd w:id="22"/>
       <w:proofErr w:type="spellEnd"/>
     </w:p>
     <w:p>
@@ -4561,7 +4514,6 @@
         <w:rPr>
           <w:lang w:val="ru-RU"/>
         </w:rPr>
-        <w:lastRenderedPageBreak/>
         <w:t xml:space="preserve">Развертывание в </w:t>
       </w:r>
       <w:r>
@@ -4672,416 +4624,219 @@
           <w:lang w:val="ru-RU"/>
         </w:rPr>
       </w:pPr>
-      <w:bookmarkStart w:id="22" w:name="_Toc223692002"/>
-      <w:r>
-        <w:rPr>
-          <w:lang w:val="ru-RU"/>
-        </w:rPr>
+      <w:bookmarkStart w:id="23" w:name="_Toc223692002"/>
+      <w:r>
+        <w:rPr>
+          <w:lang w:val="ru-RU"/>
+        </w:rPr>
+        <w:lastRenderedPageBreak/>
         <w:t>4.4 Требования к составу и параметрам технических средств</w:t>
-      </w:r>
-      <w:bookmarkEnd w:id="22"/>
-    </w:p>
-    <w:p>
-      <w:pPr>
-        <w:pStyle w:val="a0"/>
-        <w:rPr>
-          <w:lang w:val="ru-RU"/>
-        </w:rPr>
-      </w:pPr>
-      <w:r>
-        <w:rPr>
-          <w:lang w:val="ru-RU"/>
-        </w:rPr>
-        <w:t>Минимальные требования к серверу (учебный стенд):</w:t>
-      </w:r>
-    </w:p>
-    <w:p>
-      <w:pPr>
-        <w:pStyle w:val="20"/>
-        <w:rPr>
-          <w:lang w:val="ru-RU"/>
-        </w:rPr>
-      </w:pPr>
-      <w:r>
-        <w:t>CPU</w:t>
-      </w:r>
-      <w:r>
-        <w:rPr>
-          <w:lang w:val="ru-RU"/>
-        </w:rPr>
-        <w:t xml:space="preserve">: 4 ядра, </w:t>
-      </w:r>
-      <w:r>
-        <w:t>RAM</w:t>
-      </w:r>
-      <w:r>
-        <w:rPr>
-          <w:lang w:val="ru-RU"/>
-        </w:rPr>
-        <w:t xml:space="preserve">: 16 ГБ, </w:t>
-      </w:r>
-      <w:r>
-        <w:t>SSD</w:t>
-      </w:r>
-      <w:r>
-        <w:rPr>
-          <w:lang w:val="ru-RU"/>
-        </w:rPr>
-        <w:t>: 50 ГБ свободного места.</w:t>
-      </w:r>
-    </w:p>
-    <w:p>
-      <w:pPr>
-        <w:pStyle w:val="20"/>
-        <w:rPr>
-          <w:lang w:val="ru-RU"/>
-        </w:rPr>
-      </w:pPr>
-      <w:r>
-        <w:rPr>
-          <w:lang w:val="ru-RU"/>
-        </w:rPr>
-        <w:t xml:space="preserve">Опционально </w:t>
-      </w:r>
-      <w:r>
-        <w:t>GPU</w:t>
-      </w:r>
-      <w:r>
-        <w:rPr>
-          <w:lang w:val="ru-RU"/>
-        </w:rPr>
-        <w:t xml:space="preserve"> (</w:t>
-      </w:r>
-      <w:r>
-        <w:t>NVIDIA</w:t>
-      </w:r>
-      <w:r>
-        <w:rPr>
-          <w:lang w:val="ru-RU"/>
-        </w:rPr>
-        <w:t xml:space="preserve">, 6+ ГБ </w:t>
-      </w:r>
-      <w:r>
-        <w:t>VRAM</w:t>
-      </w:r>
-      <w:r>
-        <w:rPr>
-          <w:lang w:val="ru-RU"/>
-        </w:rPr>
-        <w:t>) для ускорения транскрипции/</w:t>
-      </w:r>
-      <w:r>
-        <w:t>LLM</w:t>
-      </w:r>
-      <w:r>
-        <w:rPr>
-          <w:lang w:val="ru-RU"/>
-        </w:rPr>
-        <w:t>.</w:t>
-      </w:r>
-    </w:p>
-    <w:p>
-      <w:pPr>
-        <w:pStyle w:val="20"/>
-      </w:pPr>
-      <w:r>
-        <w:t>PostgreSQL 16, Redis 7, Python 3.11.</w:t>
-      </w:r>
-    </w:p>
-    <w:p>
-      <w:pPr>
-        <w:pStyle w:val="a0"/>
-        <w:rPr>
-          <w:lang w:val="ru-RU"/>
-        </w:rPr>
-      </w:pPr>
-      <w:r>
-        <w:rPr>
-          <w:lang w:val="ru-RU"/>
-        </w:rPr>
-        <w:t>Ограничения по входным данным (принимаемые по умолчанию):</w:t>
-      </w:r>
-    </w:p>
-    <w:p>
-      <w:pPr>
-        <w:pStyle w:val="20"/>
-      </w:pPr>
-      <w:proofErr w:type="spellStart"/>
-      <w:r>
-        <w:t>Максимальный</w:t>
-      </w:r>
-      <w:proofErr w:type="spellEnd"/>
-      <w:r>
-        <w:t xml:space="preserve"> </w:t>
-      </w:r>
-      <w:proofErr w:type="spellStart"/>
-      <w:r>
-        <w:t>размер</w:t>
-      </w:r>
-      <w:proofErr w:type="spellEnd"/>
-      <w:r>
-        <w:t xml:space="preserve"> </w:t>
-      </w:r>
-      <w:proofErr w:type="spellStart"/>
-      <w:r>
-        <w:t>видеофайла</w:t>
-      </w:r>
-      <w:proofErr w:type="spellEnd"/>
-      <w:r>
-        <w:t xml:space="preserve">: </w:t>
-      </w:r>
-      <w:r>
-        <w:rPr>
-          <w:lang w:val="ru-RU"/>
-        </w:rPr>
-        <w:t>6</w:t>
-      </w:r>
-      <w:r>
-        <w:t xml:space="preserve"> </w:t>
-      </w:r>
-      <w:r>
-        <w:rPr>
-          <w:lang w:val="ru-RU"/>
-        </w:rPr>
-        <w:t>ГБ</w:t>
-      </w:r>
-      <w:r>
-        <w:t>.</w:t>
-      </w:r>
-    </w:p>
-    <w:p>
-      <w:pPr>
-        <w:pStyle w:val="20"/>
-      </w:pPr>
-      <w:r>
-        <w:t>Максимальная длительность лекции: 3 часа.</w:t>
-      </w:r>
-    </w:p>
-    <w:p>
-      <w:pPr>
-        <w:pStyle w:val="20"/>
-        <w:rPr>
-          <w:lang w:val="ru-RU"/>
-        </w:rPr>
-      </w:pPr>
-      <w:r>
-        <w:rPr>
-          <w:lang w:val="ru-RU"/>
-        </w:rPr>
-        <w:t>Если лимиты превышены — возврат ошибки валидации и отказ от постановки задачи в очередь.</w:t>
-      </w:r>
-    </w:p>
-    <w:p>
-      <w:pPr>
-        <w:pStyle w:val="21"/>
-        <w:rPr>
-          <w:lang w:val="ru-RU"/>
-        </w:rPr>
-      </w:pPr>
-      <w:bookmarkStart w:id="23" w:name="_Toc223692003"/>
-      <w:r>
-        <w:rPr>
-          <w:lang w:val="ru-RU"/>
-        </w:rPr>
-        <w:t>4.5 Требования к информационной и программной совместимости</w:t>
       </w:r>
       <w:bookmarkEnd w:id="23"/>
     </w:p>
     <w:p>
       <w:pPr>
-        <w:rPr>
-          <w:lang w:val="ru-RU"/>
-        </w:rPr>
-      </w:pPr>
-      <w:r>
-        <w:rPr>
-          <w:lang w:val="ru-RU"/>
-        </w:rPr>
-        <w:t xml:space="preserve">Основной технологический стек (рекомендуемый): </w:t>
-      </w:r>
-      <w:proofErr w:type="spellStart"/>
-      <w:r>
-        <w:t>FastAPI</w:t>
-      </w:r>
-      <w:proofErr w:type="spellEnd"/>
-      <w:r>
-        <w:rPr>
-          <w:lang w:val="ru-RU"/>
-        </w:rPr>
-        <w:t xml:space="preserve"> (</w:t>
-      </w:r>
-      <w:r>
-        <w:t>async</w:t>
-      </w:r>
-      <w:r>
-        <w:rPr>
-          <w:lang w:val="ru-RU"/>
-        </w:rPr>
-        <w:t xml:space="preserve">) + </w:t>
-      </w:r>
-      <w:r>
-        <w:t>React</w:t>
-      </w:r>
-      <w:r>
-        <w:rPr>
-          <w:lang w:val="ru-RU"/>
-        </w:rPr>
-        <w:t xml:space="preserve"> (</w:t>
-      </w:r>
-      <w:r>
-        <w:t>SPA</w:t>
-      </w:r>
-      <w:r>
-        <w:rPr>
-          <w:lang w:val="ru-RU"/>
-        </w:rPr>
-        <w:t xml:space="preserve">) + </w:t>
-      </w:r>
-      <w:r>
-        <w:t>PostgreSQL</w:t>
-      </w:r>
-      <w:r>
-        <w:rPr>
-          <w:lang w:val="ru-RU"/>
-        </w:rPr>
-        <w:t xml:space="preserve"> + </w:t>
-      </w:r>
-      <w:r>
-        <w:t>Redis</w:t>
-      </w:r>
-      <w:r>
-        <w:rPr>
-          <w:lang w:val="ru-RU"/>
-        </w:rPr>
-        <w:t xml:space="preserve"> + </w:t>
-      </w:r>
-      <w:r>
-        <w:t>Celery</w:t>
-      </w:r>
-      <w:r>
-        <w:rPr>
-          <w:lang w:val="ru-RU"/>
-        </w:rPr>
-        <w:t xml:space="preserve"> + </w:t>
-      </w:r>
-      <w:proofErr w:type="spellStart"/>
-      <w:r>
-        <w:t>aiogram</w:t>
-      </w:r>
-      <w:proofErr w:type="spellEnd"/>
-      <w:r>
-        <w:rPr>
-          <w:lang w:val="ru-RU"/>
-        </w:rPr>
-        <w:t>.</w:t>
+        <w:pStyle w:val="a0"/>
+        <w:rPr>
+          <w:lang w:val="ru-RU"/>
+        </w:rPr>
+      </w:pPr>
+      <w:r>
+        <w:rPr>
+          <w:lang w:val="ru-RU"/>
+        </w:rPr>
+        <w:t>Минимальные требования к серверу (учебный стенд):</w:t>
       </w:r>
     </w:p>
     <w:p>
       <w:pPr>
-        <w:rPr>
-          <w:lang w:val="ru-RU"/>
-        </w:rPr>
-      </w:pPr>
-      <w:r>
-        <w:rPr>
-          <w:lang w:val="ru-RU"/>
-        </w:rPr>
-        <w:t xml:space="preserve">Интеграции и внешние инструменты: </w:t>
-      </w:r>
-      <w:proofErr w:type="spellStart"/>
-      <w:r>
-        <w:t>FFmpeg</w:t>
-      </w:r>
-      <w:proofErr w:type="spellEnd"/>
-      <w:r>
-        <w:rPr>
-          <w:lang w:val="ru-RU"/>
-        </w:rPr>
-        <w:t xml:space="preserve"> (извлечение аудио), </w:t>
-      </w:r>
-      <w:proofErr w:type="spellStart"/>
-      <w:r>
-        <w:t>yt</w:t>
-      </w:r>
-      <w:proofErr w:type="spellEnd"/>
-      <w:r>
-        <w:rPr>
-          <w:lang w:val="ru-RU"/>
-        </w:rPr>
-        <w:t>-</w:t>
-      </w:r>
-      <w:proofErr w:type="spellStart"/>
-      <w:r>
-        <w:t>dlp</w:t>
-      </w:r>
-      <w:proofErr w:type="spellEnd"/>
-      <w:r>
-        <w:rPr>
-          <w:lang w:val="ru-RU"/>
-        </w:rPr>
-        <w:t xml:space="preserve"> (загрузка по </w:t>
-      </w:r>
-      <w:r>
-        <w:t>URL</w:t>
-      </w:r>
-      <w:r>
-        <w:rPr>
-          <w:lang w:val="ru-RU"/>
-        </w:rPr>
-        <w:t xml:space="preserve">), </w:t>
-      </w:r>
-      <w:r>
-        <w:t>faster</w:t>
-      </w:r>
-      <w:r>
-        <w:rPr>
-          <w:lang w:val="ru-RU"/>
-        </w:rPr>
-        <w:t>-</w:t>
-      </w:r>
-      <w:r>
-        <w:t>whisper</w:t>
-      </w:r>
-      <w:r>
-        <w:rPr>
-          <w:lang w:val="ru-RU"/>
-        </w:rPr>
-        <w:t xml:space="preserve"> (транскрипция), </w:t>
-      </w:r>
-      <w:proofErr w:type="spellStart"/>
-      <w:r>
-        <w:t>LiteLLM</w:t>
-      </w:r>
-      <w:proofErr w:type="spellEnd"/>
-      <w:r>
-        <w:rPr>
-          <w:lang w:val="ru-RU"/>
-        </w:rPr>
-        <w:t xml:space="preserve"> (слой доступа к </w:t>
-      </w:r>
-      <w:r>
-        <w:t>LLM</w:t>
-      </w:r>
-      <w:r>
-        <w:rPr>
-          <w:lang w:val="ru-RU"/>
-        </w:rPr>
-        <w:t>).</w:t>
+        <w:pStyle w:val="20"/>
+        <w:rPr>
+          <w:lang w:val="ru-RU"/>
+        </w:rPr>
+      </w:pPr>
+      <w:r>
+        <w:t>CPU</w:t>
+      </w:r>
+      <w:r>
+        <w:rPr>
+          <w:lang w:val="ru-RU"/>
+        </w:rPr>
+        <w:t xml:space="preserve">: 4 ядра, </w:t>
+      </w:r>
+      <w:r>
+        <w:t>RAM</w:t>
+      </w:r>
+      <w:r>
+        <w:rPr>
+          <w:lang w:val="ru-RU"/>
+        </w:rPr>
+        <w:t xml:space="preserve">: 16 ГБ, </w:t>
+      </w:r>
+      <w:r>
+        <w:t>SSD</w:t>
+      </w:r>
+      <w:r>
+        <w:rPr>
+          <w:lang w:val="ru-RU"/>
+        </w:rPr>
+        <w:t>: 50 ГБ свободного места.</w:t>
       </w:r>
     </w:p>
     <w:p>
       <w:pPr>
+        <w:pStyle w:val="20"/>
+        <w:rPr>
+          <w:lang w:val="ru-RU"/>
+        </w:rPr>
+      </w:pPr>
+      <w:r>
+        <w:rPr>
+          <w:lang w:val="ru-RU"/>
+        </w:rPr>
+        <w:t xml:space="preserve">Опционально </w:t>
+      </w:r>
+      <w:r>
+        <w:t>GPU</w:t>
+      </w:r>
+      <w:r>
+        <w:rPr>
+          <w:lang w:val="ru-RU"/>
+        </w:rPr>
+        <w:t xml:space="preserve"> (</w:t>
+      </w:r>
+      <w:r>
+        <w:t>NVIDIA</w:t>
+      </w:r>
+      <w:r>
+        <w:rPr>
+          <w:lang w:val="ru-RU"/>
+        </w:rPr>
+        <w:t xml:space="preserve">, 6+ ГБ </w:t>
+      </w:r>
+      <w:r>
+        <w:t>VRAM</w:t>
+      </w:r>
+      <w:r>
+        <w:rPr>
+          <w:lang w:val="ru-RU"/>
+        </w:rPr>
+        <w:t>) для ускорения транскрипции/</w:t>
+      </w:r>
+      <w:r>
+        <w:t>LLM</w:t>
+      </w:r>
+      <w:r>
+        <w:rPr>
+          <w:lang w:val="ru-RU"/>
+        </w:rPr>
+        <w:t>.</w:t>
+      </w:r>
+    </w:p>
+    <w:p>
+      <w:pPr>
+        <w:pStyle w:val="20"/>
+      </w:pPr>
+      <w:r>
+        <w:t>PostgreSQL 16, Redis 7, Python 3.11.</w:t>
+      </w:r>
+    </w:p>
+    <w:p>
+      <w:pPr>
+        <w:pStyle w:val="a0"/>
+        <w:rPr>
+          <w:lang w:val="ru-RU"/>
+        </w:rPr>
+      </w:pPr>
+      <w:r>
+        <w:rPr>
+          <w:lang w:val="ru-RU"/>
+        </w:rPr>
+        <w:t>Ограничения по входным данным (принимаемые по умолчанию):</w:t>
+      </w:r>
+    </w:p>
+    <w:p>
+      <w:pPr>
+        <w:pStyle w:val="20"/>
+      </w:pPr>
+      <w:proofErr w:type="spellStart"/>
+      <w:r>
+        <w:t>Максимальный</w:t>
+      </w:r>
+      <w:proofErr w:type="spellEnd"/>
+      <w:r>
+        <w:t xml:space="preserve"> </w:t>
+      </w:r>
+      <w:proofErr w:type="spellStart"/>
+      <w:r>
+        <w:t>размер</w:t>
+      </w:r>
+      <w:proofErr w:type="spellEnd"/>
+      <w:r>
+        <w:t xml:space="preserve"> </w:t>
+      </w:r>
+      <w:proofErr w:type="spellStart"/>
+      <w:r>
+        <w:t>видеофайла</w:t>
+      </w:r>
+      <w:proofErr w:type="spellEnd"/>
+      <w:r>
+        <w:t xml:space="preserve">: </w:t>
+      </w:r>
+      <w:r>
+        <w:rPr>
+          <w:lang w:val="ru-RU"/>
+        </w:rPr>
+        <w:t>6</w:t>
+      </w:r>
+      <w:r>
+        <w:t xml:space="preserve"> </w:t>
+      </w:r>
+      <w:r>
+        <w:rPr>
+          <w:lang w:val="ru-RU"/>
+        </w:rPr>
+        <w:t>ГБ</w:t>
+      </w:r>
+      <w:r>
+        <w:t>.</w:t>
+      </w:r>
+    </w:p>
+    <w:p>
+      <w:pPr>
+        <w:pStyle w:val="20"/>
+      </w:pPr>
+      <w:r>
+        <w:t>Максимальная длительность лекции: 3 часа.</w:t>
+      </w:r>
+    </w:p>
+    <w:p>
+      <w:pPr>
+        <w:pStyle w:val="20"/>
+        <w:rPr>
+          <w:lang w:val="ru-RU"/>
+        </w:rPr>
+      </w:pPr>
+      <w:r>
+        <w:rPr>
+          <w:lang w:val="ru-RU"/>
+        </w:rPr>
+        <w:t>Если лимиты превышены — возврат ошибки валидации и отказ от постановки задачи в очередь.</w:t>
+      </w:r>
+    </w:p>
+    <w:p>
+      <w:pPr>
         <w:pStyle w:val="21"/>
         <w:rPr>
           <w:lang w:val="ru-RU"/>
         </w:rPr>
       </w:pPr>
-      <w:bookmarkStart w:id="24" w:name="_Toc223692004"/>
-      <w:r>
-        <w:rPr>
-          <w:lang w:val="ru-RU"/>
-        </w:rPr>
-        <w:t>4.6 Требования к маркировке и упаковке</w:t>
+      <w:bookmarkStart w:id="24" w:name="_Toc223692003"/>
+      <w:r>
+        <w:rPr>
+          <w:lang w:val="ru-RU"/>
+        </w:rPr>
+        <w:t>4.5 Требования к информационной и программной совместимости</w:t>
       </w:r>
       <w:bookmarkEnd w:id="24"/>
     </w:p>
@@ -5095,40 +4850,191 @@
         <w:rPr>
           <w:lang w:val="ru-RU"/>
         </w:rPr>
-        <w:t xml:space="preserve">Программное изделие поставляется в виде исходного кода в репозитории. Для развёртывания предоставляется </w:t>
-      </w:r>
-      <w:r>
-        <w:t>docker</w:t>
-      </w:r>
-      <w:r>
-        <w:rPr>
-          <w:lang w:val="ru-RU"/>
-        </w:rPr>
-        <w:t>-</w:t>
-      </w:r>
-      <w:r>
-        <w:t>compose</w:t>
-      </w:r>
-      <w:r>
-        <w:rPr>
-          <w:lang w:val="ru-RU"/>
-        </w:rPr>
-        <w:t xml:space="preserve"> конфигурация и инструкция по запуску.</w:t>
+        <w:t xml:space="preserve">Основной технологический стек (рекомендуемый): </w:t>
+      </w:r>
+      <w:proofErr w:type="spellStart"/>
+      <w:r>
+        <w:t>FastAPI</w:t>
+      </w:r>
+      <w:proofErr w:type="spellEnd"/>
+      <w:r>
+        <w:rPr>
+          <w:lang w:val="ru-RU"/>
+        </w:rPr>
+        <w:t xml:space="preserve"> (</w:t>
+      </w:r>
+      <w:r>
+        <w:t>async</w:t>
+      </w:r>
+      <w:r>
+        <w:rPr>
+          <w:lang w:val="ru-RU"/>
+        </w:rPr>
+        <w:t xml:space="preserve">) + </w:t>
+      </w:r>
+      <w:r>
+        <w:t>React</w:t>
+      </w:r>
+      <w:r>
+        <w:rPr>
+          <w:lang w:val="ru-RU"/>
+        </w:rPr>
+        <w:t xml:space="preserve"> (</w:t>
+      </w:r>
+      <w:r>
+        <w:t>SPA</w:t>
+      </w:r>
+      <w:r>
+        <w:rPr>
+          <w:lang w:val="ru-RU"/>
+        </w:rPr>
+        <w:t xml:space="preserve">) + </w:t>
+      </w:r>
+      <w:r>
+        <w:t>PostgreSQL</w:t>
+      </w:r>
+      <w:r>
+        <w:rPr>
+          <w:lang w:val="ru-RU"/>
+        </w:rPr>
+        <w:t xml:space="preserve"> + </w:t>
+      </w:r>
+      <w:r>
+        <w:t>Redis</w:t>
+      </w:r>
+      <w:r>
+        <w:rPr>
+          <w:lang w:val="ru-RU"/>
+        </w:rPr>
+        <w:t xml:space="preserve"> + </w:t>
+      </w:r>
+      <w:r>
+        <w:t>Celery</w:t>
+      </w:r>
+      <w:r>
+        <w:rPr>
+          <w:lang w:val="ru-RU"/>
+        </w:rPr>
+        <w:t xml:space="preserve"> + </w:t>
+      </w:r>
+      <w:proofErr w:type="spellStart"/>
+      <w:r>
+        <w:t>aiogram</w:t>
+      </w:r>
+      <w:proofErr w:type="spellEnd"/>
+      <w:r>
+        <w:rPr>
+          <w:lang w:val="ru-RU"/>
+        </w:rPr>
+        <w:t>.</w:t>
       </w:r>
     </w:p>
     <w:p>
       <w:pPr>
-        <w:pStyle w:val="1"/>
-        <w:rPr>
-          <w:lang w:val="ru-RU"/>
-        </w:rPr>
-      </w:pPr>
-      <w:bookmarkStart w:id="25" w:name="_Toc223692005"/>
-      <w:r>
-        <w:rPr>
-          <w:lang w:val="ru-RU"/>
-        </w:rPr>
-        <w:t>4.7 Требования к программной документации</w:t>
+        <w:rPr>
+          <w:lang w:val="ru-RU"/>
+        </w:rPr>
+      </w:pPr>
+      <w:r>
+        <w:rPr>
+          <w:lang w:val="ru-RU"/>
+        </w:rPr>
+        <w:t xml:space="preserve">Интеграции и внешние инструменты: </w:t>
+      </w:r>
+      <w:proofErr w:type="spellStart"/>
+      <w:r>
+        <w:t>FFmpeg</w:t>
+      </w:r>
+      <w:proofErr w:type="spellEnd"/>
+      <w:r>
+        <w:rPr>
+          <w:lang w:val="ru-RU"/>
+        </w:rPr>
+        <w:t xml:space="preserve"> (извлечение аудио), </w:t>
+      </w:r>
+      <w:proofErr w:type="spellStart"/>
+      <w:r>
+        <w:t>yt</w:t>
+      </w:r>
+      <w:proofErr w:type="spellEnd"/>
+      <w:r>
+        <w:rPr>
+          <w:lang w:val="ru-RU"/>
+        </w:rPr>
+        <w:t>-</w:t>
+      </w:r>
+      <w:proofErr w:type="spellStart"/>
+      <w:r>
+        <w:t>dlp</w:t>
+      </w:r>
+      <w:proofErr w:type="spellEnd"/>
+      <w:r>
+        <w:rPr>
+          <w:lang w:val="ru-RU"/>
+        </w:rPr>
+        <w:t xml:space="preserve"> (загрузка по </w:t>
+      </w:r>
+      <w:r>
+        <w:t>URL</w:t>
+      </w:r>
+      <w:r>
+        <w:rPr>
+          <w:lang w:val="ru-RU"/>
+        </w:rPr>
+        <w:t xml:space="preserve">), </w:t>
+      </w:r>
+      <w:r>
+        <w:t>faster</w:t>
+      </w:r>
+      <w:r>
+        <w:rPr>
+          <w:lang w:val="ru-RU"/>
+        </w:rPr>
+        <w:t>-</w:t>
+      </w:r>
+      <w:r>
+        <w:t>whisper</w:t>
+      </w:r>
+      <w:r>
+        <w:rPr>
+          <w:lang w:val="ru-RU"/>
+        </w:rPr>
+        <w:t xml:space="preserve"> (транскрипция), </w:t>
+      </w:r>
+      <w:proofErr w:type="spellStart"/>
+      <w:r>
+        <w:t>LiteLLM</w:t>
+      </w:r>
+      <w:proofErr w:type="spellEnd"/>
+      <w:r>
+        <w:rPr>
+          <w:lang w:val="ru-RU"/>
+        </w:rPr>
+        <w:t xml:space="preserve"> (слой доступа к </w:t>
+      </w:r>
+      <w:r>
+        <w:t>LLM</w:t>
+      </w:r>
+      <w:r>
+        <w:rPr>
+          <w:lang w:val="ru-RU"/>
+        </w:rPr>
+        <w:t>).</w:t>
+      </w:r>
+    </w:p>
+    <w:p>
+      <w:pPr>
+        <w:pStyle w:val="21"/>
+        <w:rPr>
+          <w:lang w:val="ru-RU"/>
+        </w:rPr>
+      </w:pPr>
+      <w:bookmarkStart w:id="25" w:name="_Toc223692004"/>
+      <w:r>
+        <w:rPr>
+          <w:lang w:val="ru-RU"/>
+        </w:rPr>
+        <w:t>4.6 Требования к маркировке и упаковке</w:t>
       </w:r>
       <w:bookmarkEnd w:id="25"/>
     </w:p>
@@ -5142,182 +5048,40 @@
         <w:rPr>
           <w:lang w:val="ru-RU"/>
         </w:rPr>
-        <w:t>В состав программной документации должны входить:</w:t>
+        <w:t xml:space="preserve">Программное изделие поставляется в виде исходного кода в репозитории. Для развёртывания предоставляется </w:t>
+      </w:r>
+      <w:r>
+        <w:t>docker</w:t>
+      </w:r>
+      <w:r>
+        <w:rPr>
+          <w:lang w:val="ru-RU"/>
+        </w:rPr>
+        <w:t>-</w:t>
+      </w:r>
+      <w:r>
+        <w:t>compose</w:t>
+      </w:r>
+      <w:r>
+        <w:rPr>
+          <w:lang w:val="ru-RU"/>
+        </w:rPr>
+        <w:t xml:space="preserve"> конфигурация и инструкция по запуску.</w:t>
       </w:r>
     </w:p>
     <w:p>
       <w:pPr>
-        <w:pStyle w:val="a0"/>
-        <w:rPr>
-          <w:lang w:val="ru-RU"/>
-        </w:rPr>
-      </w:pPr>
-      <w:r>
-        <w:t>README</w:t>
-      </w:r>
-      <w:r>
-        <w:rPr>
-          <w:lang w:val="ru-RU"/>
-        </w:rPr>
-        <w:t xml:space="preserve"> (описание проекта, требования, быстрый старт).</w:t>
-      </w:r>
-    </w:p>
-    <w:p>
-      <w:pPr>
-        <w:pStyle w:val="a0"/>
-        <w:rPr>
-          <w:lang w:val="ru-RU"/>
-        </w:rPr>
-      </w:pPr>
-      <w:r>
-        <w:rPr>
-          <w:lang w:val="ru-RU"/>
-        </w:rPr>
-        <w:t>Инструкция по развертыванию (</w:t>
-      </w:r>
-      <w:r>
-        <w:t>Docker</w:t>
-      </w:r>
-      <w:r>
-        <w:rPr>
-          <w:lang w:val="ru-RU"/>
-        </w:rPr>
-        <w:t xml:space="preserve"> </w:t>
-      </w:r>
-      <w:r>
-        <w:t>Compose</w:t>
-      </w:r>
-      <w:r>
-        <w:rPr>
-          <w:lang w:val="ru-RU"/>
-        </w:rPr>
-        <w:t>, переменные окружения, миграции БД).</w:t>
-      </w:r>
-    </w:p>
-    <w:p>
-      <w:pPr>
-        <w:pStyle w:val="a0"/>
-        <w:rPr>
-          <w:lang w:val="ru-RU"/>
-        </w:rPr>
-      </w:pPr>
-      <w:r>
-        <w:rPr>
-          <w:lang w:val="ru-RU"/>
-        </w:rPr>
-        <w:t xml:space="preserve">Описание </w:t>
-      </w:r>
-      <w:r>
-        <w:t>API</w:t>
-      </w:r>
-      <w:r>
-        <w:rPr>
-          <w:lang w:val="ru-RU"/>
-        </w:rPr>
-        <w:t xml:space="preserve"> (</w:t>
-      </w:r>
-      <w:proofErr w:type="spellStart"/>
-      <w:r>
-        <w:t>OpenAPI</w:t>
-      </w:r>
-      <w:proofErr w:type="spellEnd"/>
-      <w:r>
-        <w:rPr>
-          <w:lang w:val="ru-RU"/>
-        </w:rPr>
-        <w:t>/</w:t>
-      </w:r>
-      <w:r>
-        <w:t>Swagger</w:t>
-      </w:r>
-      <w:r>
-        <w:rPr>
-          <w:lang w:val="ru-RU"/>
-        </w:rPr>
-        <w:t xml:space="preserve"> + примеры запросов/ответов).</w:t>
-      </w:r>
-    </w:p>
-    <w:p>
-      <w:pPr>
-        <w:pStyle w:val="a0"/>
-      </w:pPr>
-      <w:proofErr w:type="spellStart"/>
-      <w:r>
-        <w:t>Руководство</w:t>
-      </w:r>
-      <w:proofErr w:type="spellEnd"/>
-      <w:r>
-        <w:t xml:space="preserve"> </w:t>
-      </w:r>
-      <w:proofErr w:type="spellStart"/>
-      <w:r>
-        <w:t>пользователя</w:t>
-      </w:r>
-      <w:proofErr w:type="spellEnd"/>
-      <w:r>
-        <w:t xml:space="preserve"> (Web).</w:t>
-      </w:r>
-    </w:p>
-    <w:p>
-      <w:pPr>
-        <w:pStyle w:val="a0"/>
-        <w:rPr>
-          <w:lang w:val="ru-RU"/>
-        </w:rPr>
-      </w:pPr>
-      <w:r>
-        <w:rPr>
-          <w:lang w:val="ru-RU"/>
-        </w:rPr>
-        <w:t>Руководство администратора (</w:t>
-      </w:r>
-      <w:r>
-        <w:t>admin</w:t>
-      </w:r>
-      <w:r>
-        <w:rPr>
-          <w:lang w:val="ru-RU"/>
-        </w:rPr>
-        <w:t>-панель, статистика, оценка точности).</w:t>
-      </w:r>
-    </w:p>
-    <w:p>
-      <w:pPr>
-        <w:pStyle w:val="a0"/>
-        <w:rPr>
-          <w:lang w:val="ru-RU"/>
-        </w:rPr>
-      </w:pPr>
-      <w:r>
-        <w:rPr>
-          <w:lang w:val="ru-RU"/>
-        </w:rPr>
-        <w:t xml:space="preserve">Описание </w:t>
-      </w:r>
-      <w:r>
-        <w:t>Telegram</w:t>
-      </w:r>
-      <w:r>
-        <w:rPr>
-          <w:lang w:val="ru-RU"/>
-        </w:rPr>
-        <w:t>-бота (команды и сценарии).</w:t>
-      </w:r>
-    </w:p>
-    <w:p>
-      <w:pPr>
         <w:pStyle w:val="1"/>
         <w:rPr>
           <w:lang w:val="ru-RU"/>
         </w:rPr>
       </w:pPr>
-      <w:bookmarkStart w:id="26" w:name="_Toc223692006"/>
-      <w:r>
-        <w:rPr>
-          <w:lang w:val="ru-RU"/>
-        </w:rPr>
-        <w:lastRenderedPageBreak/>
-        <w:t>5 Технико-экономические показатели</w:t>
+      <w:bookmarkStart w:id="26" w:name="_Toc223692005"/>
+      <w:r>
+        <w:rPr>
+          <w:lang w:val="ru-RU"/>
+        </w:rPr>
+        <w:t>4.7 Требования к программной документации</w:t>
       </w:r>
       <w:bookmarkEnd w:id="26"/>
     </w:p>
@@ -5331,66 +5095,181 @@
         <w:rPr>
           <w:lang w:val="ru-RU"/>
         </w:rPr>
-        <w:t>Технико-экономические показатели для учебного проекта фиксируются ориентировочно и используются для оценки трудоёмкости и ресурсов.</w:t>
+        <w:t>В состав программной документации должны входить:</w:t>
       </w:r>
     </w:p>
     <w:p>
       <w:pPr>
-        <w:rPr>
-          <w:lang w:val="ru-RU"/>
-        </w:rPr>
-      </w:pPr>
-      <w:r>
-        <w:rPr>
-          <w:lang w:val="ru-RU"/>
-        </w:rPr>
-        <w:t xml:space="preserve">Оценка трудоёмкости (ориентир): 120–180 человеко-часов на реализацию </w:t>
-      </w:r>
-      <w:r>
-        <w:t>MVP</w:t>
-      </w:r>
-      <w:r>
-        <w:rPr>
-          <w:lang w:val="ru-RU"/>
-        </w:rPr>
-        <w:t>.</w:t>
+        <w:pStyle w:val="a0"/>
+        <w:rPr>
+          <w:lang w:val="ru-RU"/>
+        </w:rPr>
+      </w:pPr>
+      <w:r>
+        <w:t>README</w:t>
+      </w:r>
+      <w:r>
+        <w:rPr>
+          <w:lang w:val="ru-RU"/>
+        </w:rPr>
+        <w:t xml:space="preserve"> (описание проекта, требования, быстрый старт).</w:t>
       </w:r>
     </w:p>
     <w:p>
       <w:pPr>
-        <w:rPr>
-          <w:lang w:val="ru-RU"/>
-        </w:rPr>
-      </w:pPr>
-      <w:r>
-        <w:rPr>
-          <w:lang w:val="ru-RU"/>
-        </w:rPr>
-        <w:t xml:space="preserve">Ресурсные затраты (ориентир): локальный сервер/ПК; при использовании облачных </w:t>
-      </w:r>
-      <w:r>
-        <w:t>LLM</w:t>
-      </w:r>
-      <w:r>
-        <w:rPr>
-          <w:lang w:val="ru-RU"/>
-        </w:rPr>
-        <w:t xml:space="preserve"> — зависит от выбранного провайдера и объёма данных.</w:t>
+        <w:pStyle w:val="a0"/>
+        <w:rPr>
+          <w:lang w:val="ru-RU"/>
+        </w:rPr>
+      </w:pPr>
+      <w:r>
+        <w:rPr>
+          <w:lang w:val="ru-RU"/>
+        </w:rPr>
+        <w:t>Инструкция по развертыванию (</w:t>
+      </w:r>
+      <w:r>
+        <w:t>Docker</w:t>
+      </w:r>
+      <w:r>
+        <w:rPr>
+          <w:lang w:val="ru-RU"/>
+        </w:rPr>
+        <w:t xml:space="preserve"> </w:t>
+      </w:r>
+      <w:r>
+        <w:t>Compose</w:t>
+      </w:r>
+      <w:r>
+        <w:rPr>
+          <w:lang w:val="ru-RU"/>
+        </w:rPr>
+        <w:t>, переменные окружения, миграции БД).</w:t>
       </w:r>
     </w:p>
     <w:p>
       <w:pPr>
+        <w:pStyle w:val="a0"/>
+        <w:rPr>
+          <w:lang w:val="ru-RU"/>
+        </w:rPr>
+      </w:pPr>
+      <w:r>
+        <w:rPr>
+          <w:lang w:val="ru-RU"/>
+        </w:rPr>
+        <w:t xml:space="preserve">Описание </w:t>
+      </w:r>
+      <w:r>
+        <w:t>API</w:t>
+      </w:r>
+      <w:r>
+        <w:rPr>
+          <w:lang w:val="ru-RU"/>
+        </w:rPr>
+        <w:t xml:space="preserve"> (</w:t>
+      </w:r>
+      <w:proofErr w:type="spellStart"/>
+      <w:r>
+        <w:t>OpenAPI</w:t>
+      </w:r>
+      <w:proofErr w:type="spellEnd"/>
+      <w:r>
+        <w:rPr>
+          <w:lang w:val="ru-RU"/>
+        </w:rPr>
+        <w:t>/</w:t>
+      </w:r>
+      <w:r>
+        <w:t>Swagger</w:t>
+      </w:r>
+      <w:r>
+        <w:rPr>
+          <w:lang w:val="ru-RU"/>
+        </w:rPr>
+        <w:t xml:space="preserve"> + примеры запросов/ответов).</w:t>
+      </w:r>
+    </w:p>
+    <w:p>
+      <w:pPr>
+        <w:pStyle w:val="a0"/>
+      </w:pPr>
+      <w:proofErr w:type="spellStart"/>
+      <w:r>
+        <w:t>Руководство</w:t>
+      </w:r>
+      <w:proofErr w:type="spellEnd"/>
+      <w:r>
+        <w:t xml:space="preserve"> </w:t>
+      </w:r>
+      <w:proofErr w:type="spellStart"/>
+      <w:r>
+        <w:t>пользователя</w:t>
+      </w:r>
+      <w:proofErr w:type="spellEnd"/>
+      <w:r>
+        <w:t xml:space="preserve"> (Web).</w:t>
+      </w:r>
+    </w:p>
+    <w:p>
+      <w:pPr>
+        <w:pStyle w:val="a0"/>
+        <w:rPr>
+          <w:lang w:val="ru-RU"/>
+        </w:rPr>
+      </w:pPr>
+      <w:r>
+        <w:rPr>
+          <w:lang w:val="ru-RU"/>
+        </w:rPr>
+        <w:t>Руководство администратора (</w:t>
+      </w:r>
+      <w:r>
+        <w:t>admin</w:t>
+      </w:r>
+      <w:r>
+        <w:rPr>
+          <w:lang w:val="ru-RU"/>
+        </w:rPr>
+        <w:t>-панель, статистика, оценка точности).</w:t>
+      </w:r>
+    </w:p>
+    <w:p>
+      <w:pPr>
+        <w:pStyle w:val="a0"/>
+        <w:rPr>
+          <w:lang w:val="ru-RU"/>
+        </w:rPr>
+      </w:pPr>
+      <w:r>
+        <w:rPr>
+          <w:lang w:val="ru-RU"/>
+        </w:rPr>
+        <w:t xml:space="preserve">Описание </w:t>
+      </w:r>
+      <w:r>
+        <w:t>Telegram</w:t>
+      </w:r>
+      <w:r>
+        <w:rPr>
+          <w:lang w:val="ru-RU"/>
+        </w:rPr>
+        <w:t>-бота (команды и сценарии).</w:t>
+      </w:r>
+    </w:p>
+    <w:p>
+      <w:pPr>
         <w:pStyle w:val="1"/>
         <w:rPr>
           <w:lang w:val="ru-RU"/>
         </w:rPr>
       </w:pPr>
-      <w:bookmarkStart w:id="27" w:name="_Toc223692007"/>
-      <w:r>
-        <w:rPr>
-          <w:lang w:val="ru-RU"/>
-        </w:rPr>
-        <w:t>6 Стадии и этапы разработки</w:t>
+      <w:bookmarkStart w:id="27" w:name="_Toc223692006"/>
+      <w:r>
+        <w:rPr>
+          <w:lang w:val="ru-RU"/>
+        </w:rPr>
+        <w:t>5 Технико-экономические показатели</w:t>
       </w:r>
       <w:bookmarkEnd w:id="27"/>
     </w:p>
@@ -5404,549 +5283,334 @@
         <w:rPr>
           <w:lang w:val="ru-RU"/>
         </w:rPr>
-        <w:t>Стадии и этапы разработки</w:t>
-      </w:r>
-      <w:r>
-        <w:rPr>
-          <w:lang w:val="ru-RU"/>
-        </w:rPr>
-        <w:t>:</w:t>
+        <w:t>Технико-экономические показатели для учебного проекта фиксируются ориентировочно и используются для оценки трудоёмкости и ресурсов.</w:t>
       </w:r>
     </w:p>
     <w:p>
       <w:pPr>
-        <w:pStyle w:val="a"/>
-        <w:rPr>
-          <w:lang w:val="ru-RU"/>
-        </w:rPr>
-      </w:pPr>
-      <w:r>
-        <w:rPr>
-          <w:lang w:val="ru-RU"/>
-        </w:rPr>
-        <w:t>Этап 1. Инфраструктура и база данных (</w:t>
-      </w:r>
-      <w:r>
-        <w:t>docker</w:t>
-      </w:r>
-      <w:r>
-        <w:rPr>
-          <w:lang w:val="ru-RU"/>
-        </w:rPr>
-        <w:t>-</w:t>
-      </w:r>
-      <w:r>
-        <w:t>compose</w:t>
-      </w:r>
-      <w:r>
-        <w:rPr>
-          <w:lang w:val="ru-RU"/>
-        </w:rPr>
-        <w:t>, модели, миграции).</w:t>
+        <w:rPr>
+          <w:lang w:val="ru-RU"/>
+        </w:rPr>
+      </w:pPr>
+      <w:r>
+        <w:rPr>
+          <w:lang w:val="ru-RU"/>
+        </w:rPr>
+        <w:t xml:space="preserve">Оценка трудоёмкости (ориентир): 120–180 человеко-часов на реализацию </w:t>
+      </w:r>
+      <w:r>
+        <w:t>MVP</w:t>
+      </w:r>
+      <w:r>
+        <w:rPr>
+          <w:lang w:val="ru-RU"/>
+        </w:rPr>
+        <w:t>.</w:t>
       </w:r>
     </w:p>
     <w:p>
       <w:pPr>
-        <w:pStyle w:val="a"/>
-        <w:rPr>
-          <w:lang w:val="ru-RU"/>
-        </w:rPr>
-      </w:pPr>
-      <w:r>
-        <w:rPr>
-          <w:lang w:val="ru-RU"/>
-        </w:rPr>
-        <w:t>Этап 2. Аутентификация и управление пользователями (</w:t>
-      </w:r>
-      <w:r>
-        <w:t>JWT</w:t>
-      </w:r>
-      <w:r>
-        <w:rPr>
-          <w:lang w:val="ru-RU"/>
-        </w:rPr>
-        <w:t>, роли).</w:t>
+        <w:rPr>
+          <w:lang w:val="ru-RU"/>
+        </w:rPr>
+      </w:pPr>
+      <w:r>
+        <w:rPr>
+          <w:lang w:val="ru-RU"/>
+        </w:rPr>
+        <w:t xml:space="preserve">Ресурсные затраты (ориентир): локальный сервер/ПК; при использовании облачных </w:t>
+      </w:r>
+      <w:r>
+        <w:t>LLM</w:t>
+      </w:r>
+      <w:r>
+        <w:rPr>
+          <w:lang w:val="ru-RU"/>
+        </w:rPr>
+        <w:t xml:space="preserve"> — зависит от выбранного провайдера и объёма данных.</w:t>
       </w:r>
     </w:p>
     <w:p>
       <w:pPr>
-        <w:pStyle w:val="a"/>
-        <w:rPr>
-          <w:lang w:val="ru-RU"/>
-        </w:rPr>
-      </w:pPr>
-      <w:r>
-        <w:rPr>
-          <w:lang w:val="ru-RU"/>
-        </w:rPr>
-        <w:t xml:space="preserve">Этап 3. </w:t>
-      </w:r>
-      <w:r>
-        <w:t>Pipeline</w:t>
-      </w:r>
-      <w:r>
-        <w:rPr>
-          <w:lang w:val="ru-RU"/>
-        </w:rPr>
-        <w:t xml:space="preserve"> обработки видео (очереди, </w:t>
-      </w:r>
-      <w:proofErr w:type="spellStart"/>
-      <w:r>
-        <w:rPr>
-          <w:lang w:val="ru-RU"/>
-        </w:rPr>
-        <w:t>воркеры</w:t>
-      </w:r>
-      <w:proofErr w:type="spellEnd"/>
-      <w:r>
-        <w:rPr>
-          <w:lang w:val="ru-RU"/>
-        </w:rPr>
-        <w:t>, статусы).</w:t>
-      </w:r>
-    </w:p>
-    <w:p>
-      <w:pPr>
-        <w:pStyle w:val="a"/>
-        <w:rPr>
-          <w:lang w:val="ru-RU"/>
-        </w:rPr>
-      </w:pPr>
-      <w:r>
-        <w:rPr>
-          <w:lang w:val="ru-RU"/>
-        </w:rPr>
-        <w:t xml:space="preserve">Этап 4. Интеграция с </w:t>
-      </w:r>
-      <w:r>
-        <w:t>LLM</w:t>
-      </w:r>
-      <w:r>
-        <w:rPr>
-          <w:lang w:val="ru-RU"/>
-        </w:rPr>
-        <w:t xml:space="preserve"> (</w:t>
-      </w:r>
-      <w:proofErr w:type="spellStart"/>
-      <w:r>
-        <w:rPr>
-          <w:lang w:val="ru-RU"/>
-        </w:rPr>
-        <w:t>суммаризация</w:t>
-      </w:r>
-      <w:proofErr w:type="spellEnd"/>
-      <w:r>
-        <w:rPr>
-          <w:lang w:val="ru-RU"/>
-        </w:rPr>
-        <w:t>, сущности, обогащение).</w:t>
-      </w:r>
-    </w:p>
-    <w:p>
-      <w:pPr>
-        <w:pStyle w:val="a"/>
-        <w:rPr>
-          <w:lang w:val="ru-RU"/>
-        </w:rPr>
-      </w:pPr>
-      <w:r>
-        <w:rPr>
-          <w:lang w:val="ru-RU"/>
-        </w:rPr>
-        <w:t xml:space="preserve">Этап 5. </w:t>
-      </w:r>
-      <w:r>
-        <w:t>Backend</w:t>
-      </w:r>
-      <w:r>
-        <w:rPr>
-          <w:lang w:val="ru-RU"/>
-        </w:rPr>
-        <w:t xml:space="preserve"> </w:t>
-      </w:r>
-      <w:r>
-        <w:t>API</w:t>
-      </w:r>
-      <w:r>
-        <w:rPr>
-          <w:lang w:val="ru-RU"/>
-        </w:rPr>
-        <w:t xml:space="preserve"> (</w:t>
-      </w:r>
-      <w:proofErr w:type="spellStart"/>
-      <w:r>
-        <w:rPr>
-          <w:lang w:val="ru-RU"/>
-        </w:rPr>
-        <w:t>эндпоинты</w:t>
-      </w:r>
-      <w:proofErr w:type="spellEnd"/>
-      <w:r>
-        <w:rPr>
-          <w:lang w:val="ru-RU"/>
-        </w:rPr>
-        <w:t>, авторизация, экспорт).</w:t>
-      </w:r>
-    </w:p>
-    <w:p>
-      <w:pPr>
-        <w:pStyle w:val="a"/>
-        <w:rPr>
-          <w:lang w:val="ru-RU"/>
-        </w:rPr>
-      </w:pPr>
-      <w:r>
-        <w:rPr>
-          <w:lang w:val="ru-RU"/>
-        </w:rPr>
-        <w:t xml:space="preserve">Этап 6. </w:t>
-      </w:r>
-      <w:r>
-        <w:t>Web</w:t>
-      </w:r>
-      <w:r>
-        <w:rPr>
-          <w:lang w:val="ru-RU"/>
-        </w:rPr>
-        <w:t>-интерфейс (страницы, прогресс, граф, админ-панель).</w:t>
-      </w:r>
-    </w:p>
-    <w:p>
-      <w:pPr>
-        <w:pStyle w:val="a"/>
-        <w:rPr>
-          <w:lang w:val="ru-RU"/>
-        </w:rPr>
-      </w:pPr>
-      <w:r>
-        <w:rPr>
-          <w:lang w:val="ru-RU"/>
-        </w:rPr>
-        <w:t xml:space="preserve">Этап 7. </w:t>
-      </w:r>
-      <w:r>
-        <w:t>Telegram</w:t>
-      </w:r>
-      <w:r>
-        <w:rPr>
-          <w:lang w:val="ru-RU"/>
-        </w:rPr>
-        <w:t>-бот (загрузка, прогресс, выдача результатов).</w:t>
-      </w:r>
-    </w:p>
-    <w:p>
-      <w:pPr>
-        <w:pStyle w:val="a"/>
-        <w:rPr>
-          <w:lang w:val="ru-RU"/>
-        </w:rPr>
-      </w:pPr>
-      <w:r>
-        <w:rPr>
-          <w:lang w:val="ru-RU"/>
-        </w:rPr>
-        <w:t>Этап 8. История и избранное (</w:t>
-      </w:r>
-      <w:r>
-        <w:t>web</w:t>
-      </w:r>
-      <w:r>
-        <w:rPr>
-          <w:lang w:val="ru-RU"/>
-        </w:rPr>
-        <w:t xml:space="preserve"> + </w:t>
-      </w:r>
-      <w:r>
-        <w:t>bot</w:t>
-      </w:r>
-      <w:r>
-        <w:rPr>
-          <w:lang w:val="ru-RU"/>
-        </w:rPr>
-        <w:t>).</w:t>
-      </w:r>
-    </w:p>
-    <w:p>
-      <w:pPr>
-        <w:pStyle w:val="a"/>
-      </w:pPr>
-      <w:proofErr w:type="spellStart"/>
-      <w:r>
-        <w:t>Этап</w:t>
-      </w:r>
-      <w:proofErr w:type="spellEnd"/>
-      <w:r>
-        <w:t xml:space="preserve"> 9. Оценка точности (Precision/Recall/F1, отчёт).</w:t>
-      </w:r>
-    </w:p>
-    <w:p>
-      <w:pPr>
-        <w:pStyle w:val="a"/>
-        <w:rPr>
-          <w:lang w:val="ru-RU"/>
-        </w:rPr>
-      </w:pPr>
-      <w:r>
-        <w:rPr>
-          <w:lang w:val="ru-RU"/>
-        </w:rPr>
-        <w:t>Этап 10. Нефункциональные требования (безопасность, лимиты, устойчивость).</w:t>
-      </w:r>
-    </w:p>
-    <w:p>
-      <w:pPr>
         <w:pStyle w:val="1"/>
         <w:rPr>
           <w:lang w:val="ru-RU"/>
         </w:rPr>
       </w:pPr>
-      <w:bookmarkStart w:id="28" w:name="_Toc223692008"/>
-      <w:r>
-        <w:rPr>
-          <w:lang w:val="ru-RU"/>
-        </w:rPr>
-        <w:t>7 Порядок контроля и приемки</w:t>
+      <w:bookmarkStart w:id="28" w:name="_Toc223692007"/>
+      <w:r>
+        <w:rPr>
+          <w:lang w:val="ru-RU"/>
+        </w:rPr>
+        <w:lastRenderedPageBreak/>
+        <w:t>6 Стадии и этапы разработки</w:t>
       </w:r>
       <w:bookmarkEnd w:id="28"/>
     </w:p>
     <w:p>
-      <w:r>
-        <w:rPr>
-          <w:lang w:val="ru-RU"/>
-        </w:rPr>
-        <w:t xml:space="preserve">Приёмка выполняется по результатам проверок и демонстрации функционала. </w:t>
-      </w:r>
-      <w:proofErr w:type="spellStart"/>
-      <w:r>
-        <w:t>Приёмочные</w:t>
-      </w:r>
-      <w:proofErr w:type="spellEnd"/>
-      <w:r>
-        <w:t xml:space="preserve"> </w:t>
-      </w:r>
-      <w:proofErr w:type="spellStart"/>
-      <w:r>
-        <w:t>испытания</w:t>
-      </w:r>
-      <w:proofErr w:type="spellEnd"/>
-      <w:r>
-        <w:t xml:space="preserve"> </w:t>
-      </w:r>
-      <w:proofErr w:type="spellStart"/>
-      <w:r>
-        <w:t>включают</w:t>
-      </w:r>
-      <w:proofErr w:type="spellEnd"/>
-      <w:r>
+      <w:pPr>
+        <w:rPr>
+          <w:lang w:val="ru-RU"/>
+        </w:rPr>
+      </w:pPr>
+      <w:r>
+        <w:rPr>
+          <w:lang w:val="ru-RU"/>
+        </w:rPr>
+        <w:t>Стадии и этапы разработки</w:t>
+      </w:r>
+      <w:r>
+        <w:rPr>
+          <w:lang w:val="ru-RU"/>
+        </w:rPr>
         <w:t>:</w:t>
       </w:r>
     </w:p>
     <w:p>
       <w:pPr>
-        <w:pStyle w:val="a0"/>
-        <w:rPr>
-          <w:lang w:val="ru-RU"/>
-        </w:rPr>
-      </w:pPr>
-      <w:r>
-        <w:rPr>
-          <w:lang w:val="ru-RU"/>
-        </w:rPr>
-        <w:t>Загрузка видеофайла (</w:t>
-      </w:r>
-      <w:r>
-        <w:t>MP</w:t>
-      </w:r>
-      <w:r>
-        <w:rPr>
-          <w:lang w:val="ru-RU"/>
-        </w:rPr>
-        <w:t>4) → получение конспекта и графа (</w:t>
-      </w:r>
-      <w:r>
-        <w:t>Instant</w:t>
-      </w:r>
-      <w:r>
-        <w:rPr>
-          <w:lang w:val="ru-RU"/>
-        </w:rPr>
-        <w:t>).</w:t>
+        <w:pStyle w:val="a"/>
+        <w:rPr>
+          <w:lang w:val="ru-RU"/>
+        </w:rPr>
+      </w:pPr>
+      <w:r>
+        <w:rPr>
+          <w:lang w:val="ru-RU"/>
+        </w:rPr>
+        <w:t>Этап 1. Инфраструктура и база данных (</w:t>
+      </w:r>
+      <w:r>
+        <w:t>docker</w:t>
+      </w:r>
+      <w:r>
+        <w:rPr>
+          <w:lang w:val="ru-RU"/>
+        </w:rPr>
+        <w:t>-</w:t>
+      </w:r>
+      <w:r>
+        <w:t>compose</w:t>
+      </w:r>
+      <w:r>
+        <w:rPr>
+          <w:lang w:val="ru-RU"/>
+        </w:rPr>
+        <w:t>, модели, миграции).</w:t>
       </w:r>
     </w:p>
     <w:p>
       <w:pPr>
-        <w:pStyle w:val="a0"/>
-        <w:rPr>
-          <w:lang w:val="ru-RU"/>
-        </w:rPr>
-      </w:pPr>
-      <w:r>
-        <w:rPr>
-          <w:lang w:val="ru-RU"/>
-        </w:rPr>
-        <w:t xml:space="preserve">Загрузка по </w:t>
-      </w:r>
-      <w:r>
-        <w:t>URL</w:t>
-      </w:r>
-      <w:r>
-        <w:rPr>
-          <w:lang w:val="ru-RU"/>
-        </w:rPr>
-        <w:t xml:space="preserve"> → получение конспекта и графа.</w:t>
+        <w:pStyle w:val="a"/>
+        <w:rPr>
+          <w:lang w:val="ru-RU"/>
+        </w:rPr>
+      </w:pPr>
+      <w:r>
+        <w:rPr>
+          <w:lang w:val="ru-RU"/>
+        </w:rPr>
+        <w:t>Этап 2. Аутентификация и управление пользователями (</w:t>
+      </w:r>
+      <w:r>
+        <w:t>JWT</w:t>
+      </w:r>
+      <w:r>
+        <w:rPr>
+          <w:lang w:val="ru-RU"/>
+        </w:rPr>
+        <w:t>, роли).</w:t>
       </w:r>
     </w:p>
     <w:p>
       <w:pPr>
-        <w:pStyle w:val="a0"/>
-        <w:rPr>
-          <w:lang w:val="ru-RU"/>
-        </w:rPr>
-      </w:pPr>
-      <w:r>
-        <w:t>Realtime</w:t>
-      </w:r>
-      <w:r>
-        <w:rPr>
-          <w:lang w:val="ru-RU"/>
-        </w:rPr>
-        <w:t>-режим: появление первых блоков конспекта/графа до завершения полной обработки.</w:t>
+        <w:pStyle w:val="a"/>
+        <w:rPr>
+          <w:lang w:val="ru-RU"/>
+        </w:rPr>
+      </w:pPr>
+      <w:r>
+        <w:rPr>
+          <w:lang w:val="ru-RU"/>
+        </w:rPr>
+        <w:t xml:space="preserve">Этап 3. </w:t>
+      </w:r>
+      <w:r>
+        <w:t>Pipeline</w:t>
+      </w:r>
+      <w:r>
+        <w:rPr>
+          <w:lang w:val="ru-RU"/>
+        </w:rPr>
+        <w:t xml:space="preserve"> обработки видео (очереди, </w:t>
+      </w:r>
+      <w:proofErr w:type="spellStart"/>
+      <w:r>
+        <w:rPr>
+          <w:lang w:val="ru-RU"/>
+        </w:rPr>
+        <w:t>воркеры</w:t>
+      </w:r>
+      <w:proofErr w:type="spellEnd"/>
+      <w:r>
+        <w:rPr>
+          <w:lang w:val="ru-RU"/>
+        </w:rPr>
+        <w:t>, статусы).</w:t>
       </w:r>
     </w:p>
     <w:p>
       <w:pPr>
-        <w:pStyle w:val="a0"/>
-        <w:rPr>
-          <w:lang w:val="ru-RU"/>
-        </w:rPr>
-      </w:pPr>
-      <w:r>
-        <w:rPr>
-          <w:lang w:val="ru-RU"/>
-        </w:rPr>
-        <w:t>Работа индикатора прогресса и отсутствие зависаний интерфейса во время обработки.</w:t>
+        <w:pStyle w:val="a"/>
+        <w:rPr>
+          <w:lang w:val="ru-RU"/>
+        </w:rPr>
+      </w:pPr>
+      <w:r>
+        <w:rPr>
+          <w:lang w:val="ru-RU"/>
+        </w:rPr>
+        <w:t xml:space="preserve">Этап 4. Интеграция с </w:t>
+      </w:r>
+      <w:r>
+        <w:t>LLM</w:t>
+      </w:r>
+      <w:r>
+        <w:rPr>
+          <w:lang w:val="ru-RU"/>
+        </w:rPr>
+        <w:t xml:space="preserve"> (</w:t>
+      </w:r>
+      <w:proofErr w:type="spellStart"/>
+      <w:r>
+        <w:rPr>
+          <w:lang w:val="ru-RU"/>
+        </w:rPr>
+        <w:t>суммаризация</w:t>
+      </w:r>
+      <w:proofErr w:type="spellEnd"/>
+      <w:r>
+        <w:rPr>
+          <w:lang w:val="ru-RU"/>
+        </w:rPr>
+        <w:t>, сущности, обогащение).</w:t>
       </w:r>
     </w:p>
     <w:p>
       <w:pPr>
-        <w:pStyle w:val="a0"/>
-        <w:rPr>
-          <w:lang w:val="ru-RU"/>
-        </w:rPr>
-      </w:pPr>
-      <w:r>
-        <w:rPr>
-          <w:lang w:val="ru-RU"/>
-        </w:rPr>
-        <w:t>Работа списка «История» и «Избранное» (</w:t>
-      </w:r>
-      <w:r>
-        <w:t>web</w:t>
-      </w:r>
-      <w:r>
-        <w:rPr>
-          <w:lang w:val="ru-RU"/>
-        </w:rPr>
-        <w:t xml:space="preserve"> и </w:t>
-      </w:r>
-      <w:r>
-        <w:t>Telegram</w:t>
-      </w:r>
-      <w:r>
-        <w:rPr>
-          <w:lang w:val="ru-RU"/>
-        </w:rPr>
-        <w:t>).</w:t>
+        <w:pStyle w:val="a"/>
+        <w:rPr>
+          <w:lang w:val="ru-RU"/>
+        </w:rPr>
+      </w:pPr>
+      <w:r>
+        <w:rPr>
+          <w:lang w:val="ru-RU"/>
+        </w:rPr>
+        <w:t xml:space="preserve">Этап 5. </w:t>
+      </w:r>
+      <w:r>
+        <w:t>Backend</w:t>
+      </w:r>
+      <w:r>
+        <w:rPr>
+          <w:lang w:val="ru-RU"/>
+        </w:rPr>
+        <w:t xml:space="preserve"> </w:t>
+      </w:r>
+      <w:r>
+        <w:t>API</w:t>
+      </w:r>
+      <w:r>
+        <w:rPr>
+          <w:lang w:val="ru-RU"/>
+        </w:rPr>
+        <w:t xml:space="preserve"> (</w:t>
+      </w:r>
+      <w:proofErr w:type="spellStart"/>
+      <w:r>
+        <w:rPr>
+          <w:lang w:val="ru-RU"/>
+        </w:rPr>
+        <w:t>эндпоинты</w:t>
+      </w:r>
+      <w:proofErr w:type="spellEnd"/>
+      <w:r>
+        <w:rPr>
+          <w:lang w:val="ru-RU"/>
+        </w:rPr>
+        <w:t>, авторизация, экспорт).</w:t>
       </w:r>
     </w:p>
     <w:p>
       <w:pPr>
-        <w:pStyle w:val="a0"/>
-        <w:rPr>
-          <w:lang w:val="ru-RU"/>
-        </w:rPr>
-      </w:pPr>
-      <w:r>
-        <w:rPr>
-          <w:lang w:val="ru-RU"/>
-        </w:rPr>
-        <w:t xml:space="preserve">Проверка доступа к админ-панели только для </w:t>
-      </w:r>
-      <w:r>
-        <w:t>Admin</w:t>
-      </w:r>
-      <w:r>
-        <w:rPr>
-          <w:lang w:val="ru-RU"/>
-        </w:rPr>
-        <w:t>.</w:t>
+        <w:pStyle w:val="a"/>
+        <w:rPr>
+          <w:lang w:val="ru-RU"/>
+        </w:rPr>
+      </w:pPr>
+      <w:r>
+        <w:rPr>
+          <w:lang w:val="ru-RU"/>
+        </w:rPr>
+        <w:t xml:space="preserve">Этап 6. </w:t>
+      </w:r>
+      <w:r>
+        <w:t>Web</w:t>
+      </w:r>
+      <w:r>
+        <w:rPr>
+          <w:lang w:val="ru-RU"/>
+        </w:rPr>
+        <w:t>-интерфейс (страницы, прогресс, граф, админ-панель).</w:t>
       </w:r>
     </w:p>
     <w:p>
       <w:pPr>
-        <w:pStyle w:val="a0"/>
-        <w:rPr>
-          <w:lang w:val="ru-RU"/>
-        </w:rPr>
-      </w:pPr>
-      <w:r>
-        <w:rPr>
-          <w:lang w:val="ru-RU"/>
-        </w:rPr>
-        <w:t>Построение графиков статистики пользователей и посещений за выбранный период.</w:t>
+        <w:pStyle w:val="a"/>
+        <w:rPr>
+          <w:lang w:val="ru-RU"/>
+        </w:rPr>
+      </w:pPr>
+      <w:r>
+        <w:rPr>
+          <w:lang w:val="ru-RU"/>
+        </w:rPr>
+        <w:t xml:space="preserve">Этап 7. </w:t>
+      </w:r>
+      <w:r>
+        <w:t>Telegram</w:t>
+      </w:r>
+      <w:r>
+        <w:rPr>
+          <w:lang w:val="ru-RU"/>
+        </w:rPr>
+        <w:t>-бот (загрузка, прогресс, выдача результатов).</w:t>
       </w:r>
     </w:p>
     <w:p>
       <w:pPr>
-        <w:pStyle w:val="a0"/>
-        <w:rPr>
-          <w:lang w:val="ru-RU"/>
-        </w:rPr>
-      </w:pPr>
-      <w:r>
-        <w:rPr>
-          <w:lang w:val="ru-RU"/>
-        </w:rPr>
-        <w:t>Экспорт конспекта (</w:t>
-      </w:r>
-      <w:r>
-        <w:t>MD</w:t>
-      </w:r>
-      <w:r>
-        <w:rPr>
-          <w:lang w:val="ru-RU"/>
-        </w:rPr>
-        <w:t>/</w:t>
-      </w:r>
-      <w:r>
-        <w:t>PDF</w:t>
-      </w:r>
-      <w:r>
-        <w:rPr>
-          <w:lang w:val="ru-RU"/>
-        </w:rPr>
-        <w:t>/</w:t>
-      </w:r>
-      <w:r>
-        <w:t>JSON</w:t>
-      </w:r>
-      <w:r>
-        <w:rPr>
-          <w:lang w:val="ru-RU"/>
-        </w:rPr>
-        <w:t>) и графа (</w:t>
-      </w:r>
-      <w:r>
-        <w:t>JSON</w:t>
-      </w:r>
-      <w:r>
-        <w:rPr>
-          <w:lang w:val="ru-RU"/>
-        </w:rPr>
-        <w:t>/</w:t>
-      </w:r>
-      <w:r>
-        <w:t>PNG</w:t>
+        <w:pStyle w:val="a"/>
+        <w:rPr>
+          <w:lang w:val="ru-RU"/>
+        </w:rPr>
+      </w:pPr>
+      <w:r>
+        <w:rPr>
+          <w:lang w:val="ru-RU"/>
+        </w:rPr>
+        <w:t>Этап 8. История и избранное (</w:t>
+      </w:r>
+      <w:r>
+        <w:t>web</w:t>
+      </w:r>
+      <w:r>
+        <w:rPr>
+          <w:lang w:val="ru-RU"/>
+        </w:rPr>
+        <w:t xml:space="preserve"> + </w:t>
+      </w:r>
+      <w:r>
+        <w:t>bot</w:t>
       </w:r>
       <w:r>
         <w:rPr>
@@ -5957,102 +5621,29 @@
     </w:p>
     <w:p>
       <w:pPr>
-        <w:pStyle w:val="a0"/>
-        <w:rPr>
-          <w:lang w:val="ru-RU"/>
-        </w:rPr>
-      </w:pPr>
-      <w:r>
-        <w:rPr>
-          <w:lang w:val="ru-RU"/>
-        </w:rPr>
-        <w:t xml:space="preserve">Запуск оценки точности (на </w:t>
-      </w:r>
+        <w:pStyle w:val="a"/>
+      </w:pPr>
       <w:proofErr w:type="spellStart"/>
       <w:r>
-        <w:rPr>
-          <w:lang w:val="ru-RU"/>
-        </w:rPr>
-        <w:t>датасете</w:t>
+        <w:t>Этап</w:t>
       </w:r>
       <w:proofErr w:type="spellEnd"/>
       <w:r>
-        <w:rPr>
-          <w:lang w:val="ru-RU"/>
-        </w:rPr>
-        <w:t xml:space="preserve"> ≥ 20 текстов) и формирование отчёта (</w:t>
-      </w:r>
-      <w:r>
-        <w:t>Precision</w:t>
-      </w:r>
-      <w:r>
-        <w:rPr>
-          <w:lang w:val="ru-RU"/>
-        </w:rPr>
-        <w:t>/</w:t>
-      </w:r>
-      <w:r>
-        <w:t>Recall</w:t>
-      </w:r>
-      <w:r>
-        <w:rPr>
-          <w:lang w:val="ru-RU"/>
-        </w:rPr>
-        <w:t>/</w:t>
-      </w:r>
-      <w:r>
-        <w:t>F</w:t>
-      </w:r>
-      <w:r>
-        <w:rPr>
-          <w:lang w:val="ru-RU"/>
-        </w:rPr>
-        <w:t>1).</w:t>
+        <w:t xml:space="preserve"> 9. Оценка точности (Precision/Recall/F1, отчёт).</w:t>
       </w:r>
     </w:p>
     <w:p>
       <w:pPr>
-        <w:rPr>
-          <w:lang w:val="ru-RU"/>
-        </w:rPr>
-      </w:pPr>
-      <w:r>
-        <w:rPr>
-          <w:lang w:val="ru-RU"/>
-        </w:rPr>
-        <w:t>Критерий приёмки: все обязательные требования (</w:t>
-      </w:r>
-      <w:r>
-        <w:t>FR</w:t>
-      </w:r>
-      <w:r>
-        <w:rPr>
-          <w:lang w:val="ru-RU"/>
-        </w:rPr>
-        <w:t xml:space="preserve"> без пометки «</w:t>
-      </w:r>
-      <w:proofErr w:type="spellStart"/>
-      <w:r>
-        <w:rPr>
-          <w:lang w:val="ru-RU"/>
-        </w:rPr>
-        <w:t>опц</w:t>
-      </w:r>
-      <w:proofErr w:type="spellEnd"/>
-      <w:r>
-        <w:rPr>
-          <w:lang w:val="ru-RU"/>
-        </w:rPr>
-        <w:t xml:space="preserve">.» и </w:t>
-      </w:r>
-      <w:r>
-        <w:t>NFR</w:t>
-      </w:r>
-      <w:r>
-        <w:rPr>
-          <w:lang w:val="ru-RU"/>
-        </w:rPr>
-        <w:t>) выполнены, тесты пройдены, демонстрация проведена.</w:t>
+        <w:pStyle w:val="a"/>
+        <w:rPr>
+          <w:lang w:val="ru-RU"/>
+        </w:rPr>
+      </w:pPr>
+      <w:r>
+        <w:rPr>
+          <w:lang w:val="ru-RU"/>
+        </w:rPr>
+        <w:t>Этап 10. Нефункциональные требования (безопасность, лимиты, устойчивость).</w:t>
       </w:r>
     </w:p>
     <w:p>
@@ -6062,37 +5653,398 @@
           <w:lang w:val="ru-RU"/>
         </w:rPr>
       </w:pPr>
-      <w:bookmarkStart w:id="29" w:name="_Toc223692009"/>
-      <w:r>
-        <w:rPr>
-          <w:lang w:val="ru-RU"/>
-        </w:rPr>
-        <w:lastRenderedPageBreak/>
-        <w:t>8 Приложения</w:t>
+      <w:bookmarkStart w:id="29" w:name="_Toc223692008"/>
+      <w:r>
+        <w:rPr>
+          <w:lang w:val="ru-RU"/>
+        </w:rPr>
+        <w:t>7 Порядок контроля и приемки</w:t>
       </w:r>
       <w:bookmarkEnd w:id="29"/>
     </w:p>
     <w:p>
-      <w:pPr>
-        <w:rPr>
-          <w:lang w:val="ru-RU"/>
-        </w:rPr>
-      </w:pPr>
-      <w:r>
-        <w:rPr>
-          <w:lang w:val="ru-RU"/>
-        </w:rPr>
-        <w:t>Приложение А — Архитектурная схема и состав модулей</w:t>
-      </w:r>
-      <w:r>
-        <w:rPr>
-          <w:lang w:val="ru-RU"/>
-        </w:rPr>
-        <w:t>.</w:t>
+      <w:r>
+        <w:rPr>
+          <w:lang w:val="ru-RU"/>
+        </w:rPr>
+        <w:t xml:space="preserve">Приёмка выполняется по результатам проверок и демонстрации функционала. </w:t>
+      </w:r>
+      <w:proofErr w:type="spellStart"/>
+      <w:r>
+        <w:t>Приёмочные</w:t>
+      </w:r>
+      <w:proofErr w:type="spellEnd"/>
+      <w:r>
+        <w:t xml:space="preserve"> </w:t>
+      </w:r>
+      <w:proofErr w:type="spellStart"/>
+      <w:r>
+        <w:t>испытания</w:t>
+      </w:r>
+      <w:proofErr w:type="spellEnd"/>
+      <w:r>
+        <w:t xml:space="preserve"> </w:t>
+      </w:r>
+      <w:proofErr w:type="spellStart"/>
+      <w:r>
+        <w:t>включают</w:t>
+      </w:r>
+      <w:proofErr w:type="spellEnd"/>
+      <w:r>
+        <w:t>:</w:t>
       </w:r>
     </w:p>
     <w:p>
       <w:pPr>
+        <w:pStyle w:val="a0"/>
+        <w:rPr>
+          <w:lang w:val="ru-RU"/>
+        </w:rPr>
+      </w:pPr>
+      <w:r>
+        <w:rPr>
+          <w:lang w:val="ru-RU"/>
+        </w:rPr>
+        <w:t>Загрузка видеофайла (</w:t>
+      </w:r>
+      <w:r>
+        <w:t>MP</w:t>
+      </w:r>
+      <w:r>
+        <w:rPr>
+          <w:lang w:val="ru-RU"/>
+        </w:rPr>
+        <w:t>4) → получение конспекта и графа (</w:t>
+      </w:r>
+      <w:r>
+        <w:t>Instant</w:t>
+      </w:r>
+      <w:r>
+        <w:rPr>
+          <w:lang w:val="ru-RU"/>
+        </w:rPr>
+        <w:t>).</w:t>
+      </w:r>
+    </w:p>
+    <w:p>
+      <w:pPr>
+        <w:pStyle w:val="a0"/>
+        <w:rPr>
+          <w:lang w:val="ru-RU"/>
+        </w:rPr>
+      </w:pPr>
+      <w:r>
+        <w:rPr>
+          <w:lang w:val="ru-RU"/>
+        </w:rPr>
+        <w:t xml:space="preserve">Загрузка по </w:t>
+      </w:r>
+      <w:r>
+        <w:t>URL</w:t>
+      </w:r>
+      <w:r>
+        <w:rPr>
+          <w:lang w:val="ru-RU"/>
+        </w:rPr>
+        <w:t xml:space="preserve"> → получение конспекта и графа.</w:t>
+      </w:r>
+    </w:p>
+    <w:p>
+      <w:pPr>
+        <w:pStyle w:val="a0"/>
+        <w:rPr>
+          <w:lang w:val="ru-RU"/>
+        </w:rPr>
+      </w:pPr>
+      <w:r>
+        <w:t>Realtime</w:t>
+      </w:r>
+      <w:r>
+        <w:rPr>
+          <w:lang w:val="ru-RU"/>
+        </w:rPr>
+        <w:t>-режим: появление первых блоков конспекта/графа до завершения полной обработки.</w:t>
+      </w:r>
+    </w:p>
+    <w:p>
+      <w:pPr>
+        <w:pStyle w:val="a0"/>
+        <w:rPr>
+          <w:lang w:val="ru-RU"/>
+        </w:rPr>
+      </w:pPr>
+      <w:r>
+        <w:rPr>
+          <w:lang w:val="ru-RU"/>
+        </w:rPr>
+        <w:t>Работа индикатора прогресса и отсутствие зависаний интерфейса во время обработки.</w:t>
+      </w:r>
+    </w:p>
+    <w:p>
+      <w:pPr>
+        <w:pStyle w:val="a0"/>
+        <w:rPr>
+          <w:lang w:val="ru-RU"/>
+        </w:rPr>
+      </w:pPr>
+      <w:r>
+        <w:rPr>
+          <w:lang w:val="ru-RU"/>
+        </w:rPr>
+        <w:t>Работа списка «История» и «Избранное» (</w:t>
+      </w:r>
+      <w:r>
+        <w:t>web</w:t>
+      </w:r>
+      <w:r>
+        <w:rPr>
+          <w:lang w:val="ru-RU"/>
+        </w:rPr>
+        <w:t xml:space="preserve"> и </w:t>
+      </w:r>
+      <w:r>
+        <w:t>Telegram</w:t>
+      </w:r>
+      <w:r>
+        <w:rPr>
+          <w:lang w:val="ru-RU"/>
+        </w:rPr>
+        <w:t>).</w:t>
+      </w:r>
+    </w:p>
+    <w:p>
+      <w:pPr>
+        <w:pStyle w:val="a0"/>
+        <w:rPr>
+          <w:lang w:val="ru-RU"/>
+        </w:rPr>
+      </w:pPr>
+      <w:r>
+        <w:rPr>
+          <w:lang w:val="ru-RU"/>
+        </w:rPr>
+        <w:t xml:space="preserve">Проверка доступа к админ-панели только для </w:t>
+      </w:r>
+      <w:r>
+        <w:t>Admin</w:t>
+      </w:r>
+      <w:r>
+        <w:rPr>
+          <w:lang w:val="ru-RU"/>
+        </w:rPr>
+        <w:t>.</w:t>
+      </w:r>
+    </w:p>
+    <w:p>
+      <w:pPr>
+        <w:pStyle w:val="a0"/>
+        <w:rPr>
+          <w:lang w:val="ru-RU"/>
+        </w:rPr>
+      </w:pPr>
+      <w:r>
+        <w:rPr>
+          <w:lang w:val="ru-RU"/>
+        </w:rPr>
+        <w:t>Построение графиков статистики пользователей и посещений за выбранный период.</w:t>
+      </w:r>
+    </w:p>
+    <w:p>
+      <w:pPr>
+        <w:pStyle w:val="a0"/>
+        <w:rPr>
+          <w:lang w:val="ru-RU"/>
+        </w:rPr>
+      </w:pPr>
+      <w:r>
+        <w:rPr>
+          <w:lang w:val="ru-RU"/>
+        </w:rPr>
+        <w:t>Экспорт конспекта (</w:t>
+      </w:r>
+      <w:r>
+        <w:t>MD</w:t>
+      </w:r>
+      <w:r>
+        <w:rPr>
+          <w:lang w:val="ru-RU"/>
+        </w:rPr>
+        <w:t>/</w:t>
+      </w:r>
+      <w:r>
+        <w:t>PDF</w:t>
+      </w:r>
+      <w:r>
+        <w:rPr>
+          <w:lang w:val="ru-RU"/>
+        </w:rPr>
+        <w:t>/</w:t>
+      </w:r>
+      <w:r>
+        <w:t>JSON</w:t>
+      </w:r>
+      <w:r>
+        <w:rPr>
+          <w:lang w:val="ru-RU"/>
+        </w:rPr>
+        <w:t>) и графа (</w:t>
+      </w:r>
+      <w:r>
+        <w:t>JSON</w:t>
+      </w:r>
+      <w:r>
+        <w:rPr>
+          <w:lang w:val="ru-RU"/>
+        </w:rPr>
+        <w:t>/</w:t>
+      </w:r>
+      <w:r>
+        <w:t>PNG</w:t>
+      </w:r>
+      <w:r>
+        <w:rPr>
+          <w:lang w:val="ru-RU"/>
+        </w:rPr>
+        <w:t>).</w:t>
+      </w:r>
+    </w:p>
+    <w:p>
+      <w:pPr>
+        <w:pStyle w:val="a0"/>
+        <w:rPr>
+          <w:lang w:val="ru-RU"/>
+        </w:rPr>
+      </w:pPr>
+      <w:r>
+        <w:rPr>
+          <w:lang w:val="ru-RU"/>
+        </w:rPr>
+        <w:t xml:space="preserve">Запуск оценки точности (на </w:t>
+      </w:r>
+      <w:proofErr w:type="spellStart"/>
+      <w:r>
+        <w:rPr>
+          <w:lang w:val="ru-RU"/>
+        </w:rPr>
+        <w:t>датасете</w:t>
+      </w:r>
+      <w:proofErr w:type="spellEnd"/>
+      <w:r>
+        <w:rPr>
+          <w:lang w:val="ru-RU"/>
+        </w:rPr>
+        <w:t xml:space="preserve"> ≥ 20 текстов) и формирование отчёта (</w:t>
+      </w:r>
+      <w:r>
+        <w:t>Precision</w:t>
+      </w:r>
+      <w:r>
+        <w:rPr>
+          <w:lang w:val="ru-RU"/>
+        </w:rPr>
+        <w:t>/</w:t>
+      </w:r>
+      <w:r>
+        <w:t>Recall</w:t>
+      </w:r>
+      <w:r>
+        <w:rPr>
+          <w:lang w:val="ru-RU"/>
+        </w:rPr>
+        <w:t>/</w:t>
+      </w:r>
+      <w:r>
+        <w:t>F</w:t>
+      </w:r>
+      <w:r>
+        <w:rPr>
+          <w:lang w:val="ru-RU"/>
+        </w:rPr>
+        <w:t>1).</w:t>
+      </w:r>
+    </w:p>
+    <w:p>
+      <w:pPr>
+        <w:rPr>
+          <w:lang w:val="ru-RU"/>
+        </w:rPr>
+      </w:pPr>
+      <w:r>
+        <w:rPr>
+          <w:lang w:val="ru-RU"/>
+        </w:rPr>
+        <w:t>Критерий приёмки: все обязательные требования (</w:t>
+      </w:r>
+      <w:r>
+        <w:t>FR</w:t>
+      </w:r>
+      <w:r>
+        <w:rPr>
+          <w:lang w:val="ru-RU"/>
+        </w:rPr>
+        <w:t xml:space="preserve"> без пометки «</w:t>
+      </w:r>
+      <w:proofErr w:type="spellStart"/>
+      <w:r>
+        <w:rPr>
+          <w:lang w:val="ru-RU"/>
+        </w:rPr>
+        <w:t>опц</w:t>
+      </w:r>
+      <w:proofErr w:type="spellEnd"/>
+      <w:r>
+        <w:rPr>
+          <w:lang w:val="ru-RU"/>
+        </w:rPr>
+        <w:t xml:space="preserve">.» и </w:t>
+      </w:r>
+      <w:r>
+        <w:t>NFR</w:t>
+      </w:r>
+      <w:r>
+        <w:rPr>
+          <w:lang w:val="ru-RU"/>
+        </w:rPr>
+        <w:t>) выполнены, тесты пройдены, демонстрация проведена.</w:t>
+      </w:r>
+    </w:p>
+    <w:p>
+      <w:pPr>
+        <w:pStyle w:val="1"/>
+        <w:rPr>
+          <w:lang w:val="ru-RU"/>
+        </w:rPr>
+      </w:pPr>
+      <w:bookmarkStart w:id="30" w:name="_Toc223692009"/>
+      <w:r>
+        <w:rPr>
+          <w:lang w:val="ru-RU"/>
+        </w:rPr>
+        <w:t>8 Приложения</w:t>
+      </w:r>
+      <w:bookmarkEnd w:id="30"/>
+    </w:p>
+    <w:p>
+      <w:pPr>
+        <w:rPr>
+          <w:lang w:val="ru-RU"/>
+        </w:rPr>
+      </w:pPr>
+      <w:r>
+        <w:rPr>
+          <w:lang w:val="ru-RU"/>
+        </w:rPr>
+        <w:t>Приложение А — Архитектурная схема и состав модулей</w:t>
+      </w:r>
+      <w:r>
+        <w:rPr>
+          <w:lang w:val="ru-RU"/>
+        </w:rPr>
+        <w:t>.</w:t>
+      </w:r>
+    </w:p>
+    <w:p>
+      <w:pPr>
         <w:rPr>
           <w:lang w:val="ru-RU"/>
         </w:rPr>
@@ -6101,6 +6053,7 @@
         <w:rPr>
           <w:noProof/>
         </w:rPr>
+        <w:lastRenderedPageBreak/>
         <w:drawing>
           <wp:inline distT="0" distB="0" distL="0" distR="0">
             <wp:extent cx="6332855" cy="2937741"/>
@@ -6424,8 +6377,6 @@
           </wp:inline>
         </w:drawing>
       </w:r>
-      <w:bookmarkStart w:id="30" w:name="_GoBack"/>
-      <w:bookmarkEnd w:id="30"/>
     </w:p>
     <w:sectPr>
       <w:pgSz w:w="12240" w:h="15840"/>
@@ -18398,7 +18349,7 @@
 </file>
 
 <file path=customXml/itemProps1.xml><?xml version="1.0" encoding="utf-8"?>
-<ds:datastoreItem xmlns:ds="http://schemas.openxmlformats.org/officeDocument/2006/customXml" ds:itemID="{6A8FAF56-EF49-42F4-8332-7A26BEDF1771}">
+<ds:datastoreItem xmlns:ds="http://schemas.openxmlformats.org/officeDocument/2006/customXml" ds:itemID="{9946A887-DFD0-4C89-821D-3AB2B3D4252E}">
   <ds:schemaRefs>
     <ds:schemaRef ds:uri="http://schemas.openxmlformats.org/officeDocument/2006/bibliography"/>
   </ds:schemaRefs>
